--- a/Master-Speaking-Teacher-Implementation-Pack.docx
+++ b/Master-Speaking-Teacher-Implementation-Pack.docx
@@ -496,7 +496,7 @@
     </w:p>
     <w:p>
       <w:r>
-        <w:t>This key covers Unit 1, Chapter 1 only: five vocabulary completions, five multiple-choice questions, and five open reading questions. No True/False exercise is present in that chapter. Keys for Units 2–8 of the original book and all original video exercises remain to be completed or verified.</w:t>
+        <w:t>This key covers Unit 1, Chapter 1 only: five vocabulary completions, five multiple-choice questions, and five open reading questions. No True/False exercise is present in that chapter. Closed-reading keys for Units 2–8 appear in Section 16. Original video exercises still require the intended recordings and verified keys; open questions allow supported alternatives.</w:t>
       </w:r>
     </w:p>
     <w:p>
@@ -688,7 +688,7 @@
     </w:p>
     <w:p>
       <w:r>
-        <w:t>Text evidence: “Ali, however, improves more slowly because he avoids communication.”</w:t>
+        <w:t>Text evidence: “Ali improves more slowly because he avoids communication.”</w:t>
       </w:r>
     </w:p>
     <w:p>
@@ -711,7 +711,7 @@
     </w:p>
     <w:p>
       <w:r>
-        <w:t>Text evidence: “Sara becomes a much more confident speaker because she practices regularly.”</w:t>
+        <w:t>Text evidence: “Sara becomes a more confident speaker through regular practice.”</w:t>
       </w:r>
     </w:p>
     <w:p>
@@ -734,7 +734,7 @@
     </w:p>
     <w:p>
       <w:r>
-        <w:t>Text evidence: “Another important aspect of communication is listening.”</w:t>
+        <w:t>Text evidence: “Listening deserves the same attention as speaking.”</w:t>
       </w:r>
     </w:p>
     <w:p>
@@ -757,7 +757,7 @@
     </w:p>
     <w:p>
       <w:r>
-        <w:t>Text evidence: “becoming a good communicator requires practice”</w:t>
+        <w:t>Text evidence: “learning to communicate takes practice”</w:t>
       </w:r>
     </w:p>
     <w:p>
@@ -801,7 +801,7 @@
     </w:p>
     <w:p>
       <w:r>
-        <w:t>Answer / acceptable content: Pay attention to ideas, emotions, and intentions; ask follow-up questions; show interest. Appropriate nonverbal attention may vary across cultures and access needs.</w:t>
+        <w:t>Answer / acceptable content: Pay attention to ideas, emotions, and intentions; ask follow-up questions; restate the main point to check understanding. Attention need not look the same for everyone.</w:t>
       </w:r>
     </w:p>
     <w:p>
@@ -811,7 +811,7 @@
     </w:p>
     <w:p>
       <w:r>
-        <w:t>Text evidence: “They ask follow-up questions and show interest through eye contact and positive body language.”</w:t>
+        <w:t>Text evidence: “They can ask follow-up questions or briefly restate the main point to check their understanding.”</w:t>
       </w:r>
     </w:p>
     <w:p>
@@ -824,7 +824,7 @@
     </w:p>
     <w:p>
       <w:r>
-        <w:t>Answer / acceptable content: It helps people make decisions, teach, understand needs, motivate others, solve problems, and share knowledge.</w:t>
+        <w:t>Answer / acceptable content: It helps people make decisions, teach, understand needs, agree on action, solve problems, and share knowledge.</w:t>
       </w:r>
     </w:p>
     <w:p>
@@ -834,7 +834,7 @@
     </w:p>
     <w:p>
       <w:r>
-        <w:t>Text evidence: “Without communication, knowledge cannot be shared.”</w:t>
+        <w:t>Text evidence: “Communication also helps people solve problems and share knowledge.”</w:t>
       </w:r>
     </w:p>
     <w:p>
@@ -857,7 +857,7 @@
     </w:p>
     <w:p>
       <w:r>
-        <w:t>Text evidence: “Just like learning to drive, play football, or use a computer, becoming a good communicator requires practice.”</w:t>
+        <w:t>Text evidence: “Like learning to drive, play football, or use a computer, learning to communicate takes practice.”</w:t>
       </w:r>
     </w:p>
     <w:p>
@@ -880,7 +880,7 @@
     </w:p>
     <w:p>
       <w:r>
-        <w:t>Text evidence: “Speak confidently, listen carefully, and continue learning from every conversation.”</w:t>
+        <w:t>Text evidence: “Use the words you know, listen carefully, and ask for clarification when you need it.”</w:t>
       </w:r>
     </w:p>
     <w:p>
@@ -2030,7 +2030,1393 @@
     </w:p>
     <w:p>
       <w:r>
-        <w:t>Remaining development: source verification and keys for the original listening lessons; reading keys for Units 2–8; independent human review; and actual classroom trial evidence. The new alternatives and Unit 1 key are not a claim that those tasks are complete.</w:t>
+        <w:t>Remaining development: source verification and keys for the original listening lessons; wider open-response and exercise-key review; independent human review; and actual classroom trial evidence. Reading closed-response keys are supplied separately below; the fictional listening alternatives do not answer the original video exercises.</w:t>
+      </w:r>
+    </w:p>
+    <w:p>
+      <w:r>
+        <w:br w:type="page"/>
+      </w:r>
+    </w:p>
+    <w:p>
+      <w:pPr>
+        <w:pStyle w:val="Heading1"/>
+      </w:pPr>
+      <w:r>
+        <w:t>16. Reading closed-response keys — Units 2–8</w:t>
+      </w:r>
+    </w:p>
+    <w:p>
+      <w:r>
+        <w:t>These keys refer only to the revised book’s readings, not to its original videos. The Unit 1 reading key appears earlier. Each quotation identifies the paragraph supporting the answer; it verifies passage alignment, not the factual accuracy of every real-world claim. Accept equivalent corrections of false statements. Open discussions have no single required opinion.</w:t>
+      </w:r>
+    </w:p>
+    <w:p>
+      <w:pPr>
+        <w:pStyle w:val="Heading2"/>
+      </w:pPr>
+      <w:r>
+        <w:t>Unit 2 — reading</w:t>
+      </w:r>
+    </w:p>
+    <w:p>
+      <w:pPr>
+        <w:pStyle w:val="Heading2"/>
+      </w:pPr>
+      <w:r>
+        <w:t>Multiple choice 1: What is the main purpose of the reading?</w:t>
+      </w:r>
+    </w:p>
+    <w:p>
+      <w:r>
+        <w:t>Answer: B — To show why goal setting is important</w:t>
+      </w:r>
+    </w:p>
+    <w:p>
+      <w:r>
+        <w:t>Reading paragraph 1: “A dream gives you something to imagine: becoming a doctor, starting a business, travelling, or speaking another language with confidence. A goal begins to turn that possibility into a plan. It names something you want to do and gives you a reason to take the next step. Neither a dream nor a written goal can do the work for you.”</w:t>
+      </w:r>
+    </w:p>
+    <w:p>
+      <w:pPr>
+        <w:pStyle w:val="Heading2"/>
+      </w:pPr>
+      <w:r>
+        <w:t>Multiple choice 2: According to the reading, what is the difference between a dream and a goal?</w:t>
+      </w:r>
+    </w:p>
+    <w:p>
+      <w:r>
+        <w:t>Answer: B — Goals require action and planning.</w:t>
+      </w:r>
+    </w:p>
+    <w:p>
+      <w:r>
+        <w:t>Reading paragraph 2: “The difference between a wish and a goal is action. Wishing to improve your English does not tell you what to practise today. A workable goal connects the result you want with smaller steps you can take. You need a direction, a routine, and a way to notice whether the routine is helping.”</w:t>
+      </w:r>
+    </w:p>
+    <w:p>
+      <w:pPr>
+        <w:pStyle w:val="Heading2"/>
+      </w:pPr>
+      <w:r>
+        <w:t>Multiple choice 3: Why did the second student improve more than the first student?</w:t>
+      </w:r>
+    </w:p>
+    <w:p>
+      <w:r>
+        <w:t>Answer: C — He had a specific plan and practiced consistently.</w:t>
+      </w:r>
+    </w:p>
+    <w:p>
+      <w:r>
+        <w:t>Reading paragraph 3: “Consider two university students learning English. The first says, ‘I want to speak fluently someday,’ but rarely practises. The second plans to learn 20 words a week, read an article each day, and speak for 15 minutes after class. In this example, the second student makes more progress because the plan is specific and followed consistently. Those numbers are an example, not a schedule everyone must copy.”</w:t>
+      </w:r>
+    </w:p>
+    <w:p>
+      <w:pPr>
+        <w:pStyle w:val="Heading2"/>
+      </w:pPr>
+      <w:r>
+        <w:t>Multiple choice 4: According to the reading, what should people do when they face obstacles?</w:t>
+      </w:r>
+    </w:p>
+    <w:p>
+      <w:r>
+        <w:t>Answer: C — Review their plan and continue working.</w:t>
+      </w:r>
+    </w:p>
+    <w:p>
+      <w:r>
+        <w:t>Reading paragraph 4: “A goal can help you decide what to return to when you meet an obstacle. Exams, work, illness, or family responsibilities may interrupt a routine. Rather than treating the interruption as proof of failure, review your plan. What can you still do? What needs to change? Continuing may mean taking a smaller step, not simply trying harder.”</w:t>
+      </w:r>
+    </w:p>
+    <w:p>
+      <w:pPr>
+        <w:pStyle w:val="Heading2"/>
+      </w:pPr>
+      <w:r>
+        <w:t>Multiple choice 5: Which statement is TRUE according to the reading?</w:t>
+      </w:r>
+    </w:p>
+    <w:p>
+      <w:r>
+        <w:t>Answer: B — Writing a goal down can make it easier to review.</w:t>
+      </w:r>
+    </w:p>
+    <w:p>
+      <w:r>
+        <w:t>Reading paragraph 6: “Writing a goal down makes it easier to review. Record what you intend to do, how you will practise, and when you will check the result. A supportive friend, teacher, or family member can ask how the plan is going. Sharing a goal may strengthen your commitment, but choose support that helps rather than adds pressure.”</w:t>
+      </w:r>
+    </w:p>
+    <w:p>
+      <w:pPr>
+        <w:pStyle w:val="Heading2"/>
+      </w:pPr>
+      <w:r>
+        <w:t>True or false 1: _____ A goal is simply another word for a dream.</w:t>
+      </w:r>
+    </w:p>
+    <w:p>
+      <w:r>
+        <w:t>Answer: F — False</w:t>
+      </w:r>
+    </w:p>
+    <w:p>
+      <w:r>
+        <w:t>Possible correction: A goal requires action and planning, not only a wish.</w:t>
+      </w:r>
+    </w:p>
+    <w:p>
+      <w:r>
+        <w:t>Reading paragraph 2: “The difference between a wish and a goal is action. Wishing to improve your English does not tell you what to practise today. A workable goal connects the result you want with smaller steps you can take. You need a direction, a routine, and a way to notice whether the routine is helping.”</w:t>
+      </w:r>
+    </w:p>
+    <w:p>
+      <w:pPr>
+        <w:pStyle w:val="Heading2"/>
+      </w:pPr>
+      <w:r>
+        <w:t>True or false 2: _____ Daily action is more important than having a dream alone.</w:t>
+      </w:r>
+    </w:p>
+    <w:p>
+      <w:r>
+        <w:t>Answer: T — True</w:t>
+      </w:r>
+    </w:p>
+    <w:p>
+      <w:r>
+        <w:t>Reading paragraph 2: “The difference between a wish and a goal is action. Wishing to improve your English does not tell you what to practise today. A workable goal connects the result you want with smaller steps you can take. You need a direction, a routine, and a way to notice whether the routine is helping.”</w:t>
+      </w:r>
+    </w:p>
+    <w:p>
+      <w:pPr>
+        <w:pStyle w:val="Heading2"/>
+      </w:pPr>
+      <w:r>
+        <w:t>True or false 3: _____ Obstacles mean you should stop trying.</w:t>
+      </w:r>
+    </w:p>
+    <w:p>
+      <w:r>
+        <w:t>Answer: F — False</w:t>
+      </w:r>
+    </w:p>
+    <w:p>
+      <w:r>
+        <w:t>Possible correction: Obstacles call for reviewing and adjusting a plan, not automatically stopping.</w:t>
+      </w:r>
+    </w:p>
+    <w:p>
+      <w:r>
+        <w:t>Reading paragraph 4: “A goal can help you decide what to return to when you meet an obstacle. Exams, work, illness, or family responsibilities may interrupt a routine. Rather than treating the interruption as proof of failure, review your plan. What can you still do? What needs to change? Continuing may mean taking a smaller step, not simply trying harder.”</w:t>
+      </w:r>
+    </w:p>
+    <w:p>
+      <w:pPr>
+        <w:pStyle w:val="Heading2"/>
+      </w:pPr>
+      <w:r>
+        <w:t>True or false 4: _____ The passage recommends reviewing progress regularly.</w:t>
+      </w:r>
+    </w:p>
+    <w:p>
+      <w:r>
+        <w:t>Answer: T — True</w:t>
+      </w:r>
+    </w:p>
+    <w:p>
+      <w:r>
+        <w:t>Reading paragraph 5: “That is why flexibility matters. A plan that worked last month may no longer fit your circumstances. You might change the time you practise, reduce a task, ask for help, or reconsider the goal itself. Review your progress regularly. Changing an unrealistic goal can be a thoughtful decision rather than a failure to keep a promise.”</w:t>
+      </w:r>
+    </w:p>
+    <w:p>
+      <w:pPr>
+        <w:pStyle w:val="Heading2"/>
+      </w:pPr>
+      <w:r>
+        <w:t>True or false 5: _____ Sharing your goals with others may increase your commitment.</w:t>
+      </w:r>
+    </w:p>
+    <w:p>
+      <w:r>
+        <w:t>Answer: T — True</w:t>
+      </w:r>
+    </w:p>
+    <w:p>
+      <w:r>
+        <w:t>Reading paragraph 6: “Writing a goal down makes it easier to review. Record what you intend to do, how you will practise, and when you will check the result. A supportive friend, teacher, or family member can ask how the plan is going. Sharing a goal may strengthen your commitment, but choose support that helps rather than adds pressure.”</w:t>
+      </w:r>
+    </w:p>
+    <w:p>
+      <w:pPr>
+        <w:pStyle w:val="Heading2"/>
+      </w:pPr>
+      <w:r>
+        <w:t>Unit 3 — reading</w:t>
+      </w:r>
+    </w:p>
+    <w:p>
+      <w:pPr>
+        <w:pStyle w:val="Heading2"/>
+      </w:pPr>
+      <w:r>
+        <w:t>Multiple choice 1: What is the main purpose of the passage?</w:t>
+      </w:r>
+    </w:p>
+    <w:p>
+      <w:r>
+        <w:t>Answer: B — To explain the importance of emotional intelligence.</w:t>
+      </w:r>
+    </w:p>
+    <w:p>
+      <w:r>
+        <w:t>Reading paragraph 1: “A person may solve a difficult problem yet struggle to listen when a colleague disagrees. Someone else may understand a lesson but find it hard to respond to criticism. IQ tests assess some cognitive abilities; they do not describe every skill used in daily life. Emotional intelligence offers a way to discuss how people notice emotions and respond to them.”</w:t>
+      </w:r>
+    </w:p>
+    <w:p>
+      <w:pPr>
+        <w:pStyle w:val="Heading2"/>
+      </w:pPr>
+      <w:r>
+        <w:t>Multiple choice 2: In the passage, an emotionally intelligent response involves</w:t>
+      </w:r>
+    </w:p>
+    <w:p>
+      <w:r>
+        <w:t>Answer: C — managing emotions thoughtfully.</w:t>
+      </w:r>
+    </w:p>
+    <w:p>
+      <w:r>
+        <w:t>Reading paragraph 2: “Emotional intelligence involves recognizing and understanding emotions in yourself and others, then choosing how to respond. Managing an emotion does not mean pretending it is absent. You might notice frustration, pause before answering, and ask a question rather than react impulsively. The aim is a thoughtful, constructive response, especially when a conversation is difficult.”</w:t>
+      </w:r>
+    </w:p>
+    <w:p>
+      <w:pPr>
+        <w:pStyle w:val="Heading2"/>
+      </w:pPr>
+      <w:r>
+        <w:t>Multiple choice 3: Which of the following is NOT one of Goleman’s five components?</w:t>
+      </w:r>
+    </w:p>
+    <w:p>
+      <w:r>
+        <w:t>Answer: C — Creativity</w:t>
+      </w:r>
+    </w:p>
+    <w:p>
+      <w:r>
+        <w:t>Reading paragraph 3: “One model, popularized by psychologist Daniel Goleman, describes five components: self-awareness, self-regulation, motivation, empathy, and social skills. Self-awareness means noticing your feelings and their influence on your behavior. Self-regulation concerns your response to those feelings. Motivation helps you continue toward a goal. Empathy involves considering another person’s feelings and perspective; social skills help you communicate and work with others. This is one framework, not the only way to describe emotional life.”</w:t>
+      </w:r>
+    </w:p>
+    <w:p>
+      <w:pPr>
+        <w:pStyle w:val="Heading2"/>
+      </w:pPr>
+      <w:r>
+        <w:t>Multiple choice 4: According to the passage, emotional intelligence can</w:t>
+      </w:r>
+    </w:p>
+    <w:p>
+      <w:r>
+        <w:t>Answer: B — be developed through practice.</w:t>
+      </w:r>
+    </w:p>
+    <w:p>
+      <w:r>
+        <w:t>Reading paragraph 6: “You can practise these skills in small ways. Notice an emotion before naming someone else’s intention. Listen actively, ask for feedback, and pause before responding. Afterwards, consider what helped and what you might change. Understanding another perspective does not require agreeing with it, and managing your response does not mean accepting disrespect.”</w:t>
+      </w:r>
+    </w:p>
+    <w:p>
+      <w:pPr>
+        <w:pStyle w:val="Heading2"/>
+      </w:pPr>
+      <w:r>
+        <w:t>Multiple choice 5: What is the author’s overall conclusion?</w:t>
+      </w:r>
+    </w:p>
+    <w:p>
+      <w:r>
+        <w:t>Answer: B — Emotional intelligence is valuable in many areas of life.</w:t>
+      </w:r>
+    </w:p>
+    <w:p>
+      <w:r>
+        <w:t>Reading paragraph 7: “Emotional intelligence is useful because knowledge alone does not tell us how to handle every interaction. We also need ways to understand ourselves, communicate our concerns, and respond to other people. Treat the framework as an invitation to practise those skills, not as a label that divides people into good and bad personalities.”</w:t>
+      </w:r>
+    </w:p>
+    <w:p>
+      <w:pPr>
+        <w:pStyle w:val="Heading2"/>
+      </w:pPr>
+      <w:r>
+        <w:t>True or false 1: _____ Emotional intelligence only affects workplace relationships.</w:t>
+      </w:r>
+    </w:p>
+    <w:p>
+      <w:r>
+        <w:t>Answer: F — False</w:t>
+      </w:r>
+    </w:p>
+    <w:p>
+      <w:r>
+        <w:t>Possible correction: The passage discusses classroom as well as workplace interactions.</w:t>
+      </w:r>
+    </w:p>
+    <w:p>
+      <w:r>
+        <w:t>Reading paragraph 5: “The same ideas apply in a classroom. Feedback may feel uncomfortable even when it is useful. A student can ask for a specific example, explain what is unclear, and decide what to try next. Working with others also involves taking turns and considering different perspectives. Emotional skills can support learning alongside subject knowledge; they are not a substitute for it.”</w:t>
+      </w:r>
+    </w:p>
+    <w:p>
+      <w:pPr>
+        <w:pStyle w:val="Heading2"/>
+      </w:pPr>
+      <w:r>
+        <w:t>True or false 2: _____ The passage encourages thoughtful responses rather than impulsive reactions.</w:t>
+      </w:r>
+    </w:p>
+    <w:p>
+      <w:r>
+        <w:t>Answer: T — True</w:t>
+      </w:r>
+    </w:p>
+    <w:p>
+      <w:r>
+        <w:t>Reading paragraph 2: “Emotional intelligence involves recognizing and understanding emotions in yourself and others, then choosing how to respond. Managing an emotion does not mean pretending it is absent. You might notice frustration, pause before answering, and ask a question rather than react impulsively. The aim is a thoughtful, constructive response, especially when a conversation is difficult.”</w:t>
+      </w:r>
+    </w:p>
+    <w:p>
+      <w:pPr>
+        <w:pStyle w:val="Heading2"/>
+      </w:pPr>
+      <w:r>
+        <w:t>True or false 3: _____ The passage presents a five-component model popularized by Daniel Goleman.</w:t>
+      </w:r>
+    </w:p>
+    <w:p>
+      <w:r>
+        <w:t>Answer: T — True</w:t>
+      </w:r>
+    </w:p>
+    <w:p>
+      <w:r>
+        <w:t>Reading paragraph 3: “One model, popularized by psychologist Daniel Goleman, describes five components: self-awareness, self-regulation, motivation, empathy, and social skills. Self-awareness means noticing your feelings and their influence on your behavior. Self-regulation concerns your response to those feelings. Motivation helps you continue toward a goal. Empathy involves considering another person’s feelings and perspective; social skills help you communicate and work with others. This is one framework, not the only way to describe emotional life.”</w:t>
+      </w:r>
+    </w:p>
+    <w:p>
+      <w:pPr>
+        <w:pStyle w:val="Heading2"/>
+      </w:pPr>
+      <w:r>
+        <w:t>True or false 4: _____ Emotional intelligence cannot be improved.</w:t>
+      </w:r>
+    </w:p>
+    <w:p>
+      <w:r>
+        <w:t>Answer: F — False</w:t>
+      </w:r>
+    </w:p>
+    <w:p>
+      <w:r>
+        <w:t>Possible correction: Emotional skills can be practised through listening, feedback, reflection, and pausing.</w:t>
+      </w:r>
+    </w:p>
+    <w:p>
+      <w:r>
+        <w:t>Reading paragraph 6: “You can practise these skills in small ways. Notice an emotion before naming someone else’s intention. Listen actively, ask for feedback, and pause before responding. Afterwards, consider what helped and what you might change. Understanding another perspective does not require agreeing with it, and managing your response does not mean accepting disrespect.”</w:t>
+      </w:r>
+    </w:p>
+    <w:p>
+      <w:pPr>
+        <w:pStyle w:val="Heading2"/>
+      </w:pPr>
+      <w:r>
+        <w:t>True or false 5: _____ Active listening is one way to strengthen emotional intelligence.</w:t>
+      </w:r>
+    </w:p>
+    <w:p>
+      <w:r>
+        <w:t>Answer: T — True</w:t>
+      </w:r>
+    </w:p>
+    <w:p>
+      <w:r>
+        <w:t>Reading paragraph 6: “You can practise these skills in small ways. Notice an emotion before naming someone else’s intention. Listen actively, ask for feedback, and pause before responding. Afterwards, consider what helped and what you might change. Understanding another perspective does not require agreeing with it, and managing your response does not mean accepting disrespect.”</w:t>
+      </w:r>
+    </w:p>
+    <w:p>
+      <w:pPr>
+        <w:pStyle w:val="Heading2"/>
+      </w:pPr>
+      <w:r>
+        <w:t>Unit 4 — reading</w:t>
+      </w:r>
+    </w:p>
+    <w:p>
+      <w:pPr>
+        <w:pStyle w:val="Heading2"/>
+      </w:pPr>
+      <w:r>
+        <w:t>Multiple choice 1: What is the main purpose of the passage?</w:t>
+      </w:r>
+    </w:p>
+    <w:p>
+      <w:r>
+        <w:t>Answer: B — To examine different views about money and happiness.</w:t>
+      </w:r>
+    </w:p>
+    <w:p>
+      <w:r>
+        <w:t>Reading paragraph 1: “Does more money mean a happier life? The question sounds simple until you ask what the money is needed for. Paying for food or housing is different from buying another luxury item. People also value different things: security, health, relationships, meaningful work, or time to themselves. To discuss money and happiness, we need to consider those differences rather than search for one answer that fits everyone.”</w:t>
+      </w:r>
+    </w:p>
+    <w:p>
+      <w:pPr>
+        <w:pStyle w:val="Heading2"/>
+      </w:pPr>
+      <w:r>
+        <w:t>Multiple choice 2: According to the passage, how can money improve people’s lives?</w:t>
+      </w:r>
+    </w:p>
+    <w:p>
+      <w:r>
+        <w:t>Answer: B — By helping people satisfy their basic needs.</w:t>
+      </w:r>
+    </w:p>
+    <w:p>
+      <w:r>
+        <w:t>Reading paragraph 2: “Money helps people meet basic needs such as food, housing, healthcare, and education. Having enough to pay essential bills or handle an unexpected expense can reduce financial worry. That makes financial security important. A discussion of happiness should not dismiss the practical difference between being unable to meet a need and having the resources to meet it.”</w:t>
+      </w:r>
+    </w:p>
+    <w:p>
+      <w:pPr>
+        <w:pStyle w:val="Heading2"/>
+      </w:pPr>
+      <w:r>
+        <w:t>Multiple choice 3: What is the “hedonic treadmill”?</w:t>
+      </w:r>
+    </w:p>
+    <w:p>
+      <w:r>
+        <w:t>Answer: B — The tendency to become used to higher levels of wealth.</w:t>
+      </w:r>
+    </w:p>
+    <w:p>
+      <w:r>
+        <w:t>Reading paragraph 3: “More income does not guarantee that every part of life will improve. People can become used to a higher standard of living and begin wanting more. This process is often called the hedonic treadmill: an improvement becomes familiar rather than remaining as exciting as it first seemed. It is a useful idea to discuss, not a fixed income threshold or a rule that describes everyone’s experience.”</w:t>
+      </w:r>
+    </w:p>
+    <w:p>
+      <w:pPr>
+        <w:pStyle w:val="Heading2"/>
+      </w:pPr>
+      <w:r>
+        <w:t>Multiple choice 4: Which kind of spending does the passage discuss as a possible source of shared memories?</w:t>
+      </w:r>
+    </w:p>
+    <w:p>
+      <w:r>
+        <w:t>Answer: B — Investing in meaningful experiences.</w:t>
+      </w:r>
+    </w:p>
+    <w:p>
+      <w:r>
+        <w:t>Reading paragraph 4: “How money is used matters too. A meaningful experience—learning a skill, taking a trip, or sharing time with people you care about—may offer something different from an expensive possession. Helping someone else may also bring a sense of purpose. Experiences can become shared memories, but neither generosity nor travel guarantees happiness. Their value depends on the person, the circumstances, and what needs the spending serves.”</w:t>
+      </w:r>
+    </w:p>
+    <w:p>
+      <w:pPr>
+        <w:pStyle w:val="Heading2"/>
+      </w:pPr>
+      <w:r>
+        <w:t>Multiple choice 5: What is the author’s overall conclusion?</w:t>
+      </w:r>
+    </w:p>
+    <w:p>
+      <w:r>
+        <w:t>Answer: C — Money is valuable, but lasting happiness depends on how it is used.</w:t>
+      </w:r>
+    </w:p>
+    <w:p>
+      <w:r>
+        <w:t>Reading paragraph 7: “Instead of asking only whether money buys happiness, ask what a particular use of money makes possible—and what it may leave out. Does it meet an important need? Support a valued relationship? Create pressure elsewhere? A thoughtful answer connects money with the life someone is trying to build, rather than treating wealth itself as the final goal.”</w:t>
+      </w:r>
+    </w:p>
+    <w:p>
+      <w:pPr>
+        <w:pStyle w:val="Heading2"/>
+      </w:pPr>
+      <w:r>
+        <w:t>True or false 1: _____ Financial security can reduce stress.</w:t>
+      </w:r>
+    </w:p>
+    <w:p>
+      <w:r>
+        <w:t>Answer: T — True</w:t>
+      </w:r>
+    </w:p>
+    <w:p>
+      <w:r>
+        <w:t>Reading paragraph 2: “Money helps people meet basic needs such as food, housing, healthcare, and education. Having enough to pay essential bills or handle an unexpected expense can reduce financial worry. That makes financial security important. A discussion of happiness should not dismiss the practical difference between being unable to meet a need and having the resources to meet it.”</w:t>
+      </w:r>
+    </w:p>
+    <w:p>
+      <w:pPr>
+        <w:pStyle w:val="Heading2"/>
+      </w:pPr>
+      <w:r>
+        <w:t>True or false 2: _____ The passage claims that earning more money always increases happiness.</w:t>
+      </w:r>
+    </w:p>
+    <w:p>
+      <w:r>
+        <w:t>Answer: F — False</w:t>
+      </w:r>
+    </w:p>
+    <w:p>
+      <w:r>
+        <w:t>Possible correction: The passage says more income does not guarantee improvement in every part of life.</w:t>
+      </w:r>
+    </w:p>
+    <w:p>
+      <w:r>
+        <w:t>Reading paragraph 3: “More income does not guarantee that every part of life will improve. People can become used to a higher standard of living and begin wanting more. This process is often called the hedonic treadmill: an improvement becomes familiar rather than remaining as exciting as it first seemed. It is a useful idea to discuss, not a fixed income threshold or a rule that describes everyone’s experience.”</w:t>
+      </w:r>
+    </w:p>
+    <w:p>
+      <w:pPr>
+        <w:pStyle w:val="Heading2"/>
+      </w:pPr>
+      <w:r>
+        <w:t>True or false 3: _____ The passage suggests that experiences can create shared memories.</w:t>
+      </w:r>
+    </w:p>
+    <w:p>
+      <w:r>
+        <w:t>Answer: T — True</w:t>
+      </w:r>
+    </w:p>
+    <w:p>
+      <w:r>
+        <w:t>Reading paragraph 4: “How money is used matters too. A meaningful experience—learning a skill, taking a trip, or sharing time with people you care about—may offer something different from an expensive possession. Helping someone else may also bring a sense of purpose. Experiences can become shared memories, but neither generosity nor travel guarantees happiness. Their value depends on the person, the circumstances, and what needs the spending serves.”</w:t>
+      </w:r>
+    </w:p>
+    <w:p>
+      <w:pPr>
+        <w:pStyle w:val="Heading2"/>
+      </w:pPr>
+      <w:r>
+        <w:t>True or false 4: _____ Working long hours never affects emotional well-being.</w:t>
+      </w:r>
+    </w:p>
+    <w:p>
+      <w:r>
+        <w:t>Answer: F — False</w:t>
+      </w:r>
+    </w:p>
+    <w:p>
+      <w:r>
+        <w:t>Possible correction: Extra work may reduce time for rest and relationships.</w:t>
+      </w:r>
+    </w:p>
+    <w:p>
+      <w:r>
+        <w:t>Reading paragraph 5: “Earning more can also involve a trade-off. Extra hours at work may increase income while leaving less time for rest, relationships, or other responsibilities. For someone whose basic needs are not secure, that choice may be difficult rather than freely made. Consider both the benefit of the income and the possible cost to well-being before judging another person’s decision.”</w:t>
+      </w:r>
+    </w:p>
+    <w:p>
+      <w:pPr>
+        <w:pStyle w:val="Heading2"/>
+      </w:pPr>
+      <w:r>
+        <w:t>True or false 5: _____ The author believes money is a tool rather than the ultimate goal.</w:t>
+      </w:r>
+    </w:p>
+    <w:p>
+      <w:r>
+        <w:t>Answer: T — True</w:t>
+      </w:r>
+    </w:p>
+    <w:p>
+      <w:r>
+        <w:t>Reading paragraph 6: “Money is a tool, not a complete measure of a life. It can provide security, choices, and opportunities. Meaningful experiences, generosity, relationships, and personal growth are also worth considering when deciding how to use it. A balance that suits one person may not suit another, and circumstances can change what is possible.”</w:t>
+      </w:r>
+    </w:p>
+    <w:p>
+      <w:pPr>
+        <w:pStyle w:val="Heading2"/>
+      </w:pPr>
+      <w:r>
+        <w:t>Unit 5 — reading</w:t>
+      </w:r>
+    </w:p>
+    <w:p>
+      <w:pPr>
+        <w:pStyle w:val="Heading2"/>
+      </w:pPr>
+      <w:r>
+        <w:t>Multiple choice 1: According to the passage, one of AI’s greatest strengths is its ability to</w:t>
+      </w:r>
+    </w:p>
+    <w:p>
+      <w:r>
+        <w:t>Answer: B — process enormous amounts of information quickly.</w:t>
+      </w:r>
+    </w:p>
+    <w:p>
+      <w:r>
+        <w:t>Reading paragraph 2: “AI can process large amounts of information, recognize patterns, and handle some repetitive tasks quickly. Its usefulness and accuracy depend on the task, the system, and the data. A tool that performs well in one setting may fail in another. Businesses, hospitals, schools, and governments therefore need more than a demonstration of speed; they need ways to check results and decide who is responsible for them.”</w:t>
+      </w:r>
+    </w:p>
+    <w:p>
+      <w:pPr>
+        <w:pStyle w:val="Heading2"/>
+      </w:pPr>
+      <w:r>
+        <w:t>Multiple choice 2: Which field is mentioned as being significantly influenced by AI?</w:t>
+      </w:r>
+    </w:p>
+    <w:p>
+      <w:r>
+        <w:t>Answer: B — Education</w:t>
+      </w:r>
+    </w:p>
+    <w:p>
+      <w:r>
+        <w:t>Reading paragraph 4: “In education, AI may help explain a concept, suggest practice, or summarize a text. It can also make it easier to submit an answer without understanding it. A useful test is whether you can explain the result yourself, check it against the source, and notice what is missing. Treat AI as a possible assistant to learning, not a replacement for your own thinking or a teacher’s guidance.”</w:t>
+      </w:r>
+    </w:p>
+    <w:p>
+      <w:pPr>
+        <w:pStyle w:val="Heading2"/>
+      </w:pPr>
+      <w:r>
+        <w:t>Multiple choice 3: Which concern about AI is raised in the passage?</w:t>
+      </w:r>
+    </w:p>
+    <w:p>
+      <w:r>
+        <w:t>Answer: B — AI may replace jobs and raise privacy concerns.</w:t>
+      </w:r>
+    </w:p>
+    <w:p>
+      <w:r>
+        <w:t>Reading paragraph 3: “There are also risks. Automation can change the work people do and the skills they need. Collecting data can create privacy concerns, particularly when people do not know how their information will be used. AI can produce errors, invent plausible details, or repeat bias in its data. Human judgment is essential, but checking must be informed and deliberate rather than a quick glance at the answer.”</w:t>
+      </w:r>
+    </w:p>
+    <w:p>
+      <w:pPr>
+        <w:pStyle w:val="Heading2"/>
+      </w:pPr>
+      <w:r>
+        <w:t>Multiple choice 4: According to the passage, how should students use AI?</w:t>
+      </w:r>
+    </w:p>
+    <w:p>
+      <w:r>
+        <w:t>Answer: C — As a learning assistant that supports independent thinking.</w:t>
+      </w:r>
+    </w:p>
+    <w:p>
+      <w:r>
+        <w:t>Reading paragraph 4: “In education, AI may help explain a concept, suggest practice, or summarize a text. It can also make it easier to submit an answer without understanding it. A useful test is whether you can explain the result yourself, check it against the source, and notice what is missing. Treat AI as a possible assistant to learning, not a replacement for your own thinking or a teacher’s guidance.”</w:t>
+      </w:r>
+    </w:p>
+    <w:p>
+      <w:pPr>
+        <w:pStyle w:val="Heading2"/>
+      </w:pPr>
+      <w:r>
+        <w:t>Multiple choice 5: What is the author’s main message?</w:t>
+      </w:r>
+    </w:p>
+    <w:p>
+      <w:r>
+        <w:t>Answer: C — AI can be useful, but important decisions require careful human checking.</w:t>
+      </w:r>
+    </w:p>
+    <w:p>
+      <w:r>
+        <w:t>Reading paragraph 5: “The question is not simply whether AI is a friend or a foe. Ask what a particular tool is doing, what evidence supports its output, and who may be affected if it is wrong. Responsible use includes protecting private information, acknowledging uncertainty, and keeping people accountable for important decisions. Learning to work with AI includes knowing when not to rely on it.”</w:t>
+      </w:r>
+    </w:p>
+    <w:p>
+      <w:pPr>
+        <w:pStyle w:val="Heading2"/>
+      </w:pPr>
+      <w:r>
+        <w:t>True or false 1: _____ AI is mainly a technology that will be used in the distant future.</w:t>
+      </w:r>
+    </w:p>
+    <w:p>
+      <w:r>
+        <w:t>Answer: F — False</w:t>
+      </w:r>
+    </w:p>
+    <w:p>
+      <w:r>
+        <w:t>Possible correction: AI already appears in ordinary activities.</w:t>
+      </w:r>
+    </w:p>
+    <w:p>
+      <w:r>
+        <w:t>Reading paragraph 1: “Artificial intelligence, or AI, already appears in ordinary activities. A tool may help translate a message, suggest a film, generate an image, or draft an email. People also use AI to look for information, including health information. Using a tool does not make its answer reliable: a confident response still needs to be checked, especially when a decision could affect someone’s health, rights, or finances.”</w:t>
+      </w:r>
+    </w:p>
+    <w:p>
+      <w:pPr>
+        <w:pStyle w:val="Heading2"/>
+      </w:pPr>
+      <w:r>
+        <w:t>True or false 2: _____ AI can recognize patterns and analyze large amounts of data quickly.</w:t>
+      </w:r>
+    </w:p>
+    <w:p>
+      <w:r>
+        <w:t>Answer: T — True</w:t>
+      </w:r>
+    </w:p>
+    <w:p>
+      <w:r>
+        <w:t>Reading paragraph 2: “AI can process large amounts of information, recognize patterns, and handle some repetitive tasks quickly. Its usefulness and accuracy depend on the task, the system, and the data. A tool that performs well in one setting may fail in another. Businesses, hospitals, schools, and governments therefore need more than a demonstration of speed; they need ways to check results and decide who is responsible for them.”</w:t>
+      </w:r>
+    </w:p>
+    <w:p>
+      <w:pPr>
+        <w:pStyle w:val="Heading2"/>
+      </w:pPr>
+      <w:r>
+        <w:t>True or false 3: _____ The author believes AI always produces accurate information.</w:t>
+      </w:r>
+    </w:p>
+    <w:p>
+      <w:r>
+        <w:t>Answer: F — False</w:t>
+      </w:r>
+    </w:p>
+    <w:p>
+      <w:r>
+        <w:t>Possible correction: AI can produce errors, invented details, or biased output.</w:t>
+      </w:r>
+    </w:p>
+    <w:p>
+      <w:r>
+        <w:t>Reading paragraph 3: “There are also risks. Automation can change the work people do and the skills they need. Collecting data can create privacy concerns, particularly when people do not know how their information will be used. AI can produce errors, invent plausible details, or repeat bias in its data. Human judgment is essential, but checking must be informed and deliberate rather than a quick glance at the answer.”</w:t>
+      </w:r>
+    </w:p>
+    <w:p>
+      <w:pPr>
+        <w:pStyle w:val="Heading2"/>
+      </w:pPr>
+      <w:r>
+        <w:t>True or false 4: _____ The passage suggests that students should become completely dependent on AI.</w:t>
+      </w:r>
+    </w:p>
+    <w:p>
+      <w:r>
+        <w:t>Answer: F — False</w:t>
+      </w:r>
+    </w:p>
+    <w:p>
+      <w:r>
+        <w:t>Possible correction: Students should retain their own thinking and check what the tool produces.</w:t>
+      </w:r>
+    </w:p>
+    <w:p>
+      <w:r>
+        <w:t>Reading paragraph 4: “In education, AI may help explain a concept, suggest practice, or summarize a text. It can also make it easier to submit an answer without understanding it. A useful test is whether you can explain the result yourself, check it against the source, and notice what is missing. Treat AI as a possible assistant to learning, not a replacement for your own thinking or a teacher’s guidance.”</w:t>
+      </w:r>
+    </w:p>
+    <w:p>
+      <w:pPr>
+        <w:pStyle w:val="Heading2"/>
+      </w:pPr>
+      <w:r>
+        <w:t>True or false 5: _____ The passage recommends checking AI outputs and protecting private information.</w:t>
+      </w:r>
+    </w:p>
+    <w:p>
+      <w:r>
+        <w:t>Answer: T — True</w:t>
+      </w:r>
+    </w:p>
+    <w:p>
+      <w:r>
+        <w:t>Reading paragraph 5: “The question is not simply whether AI is a friend or a foe. Ask what a particular tool is doing, what evidence supports its output, and who may be affected if it is wrong. Responsible use includes protecting private information, acknowledging uncertainty, and keeping people accountable for important decisions. Learning to work with AI includes knowing when not to rely on it.”</w:t>
+      </w:r>
+    </w:p>
+    <w:p>
+      <w:pPr>
+        <w:pStyle w:val="Heading2"/>
+      </w:pPr>
+      <w:r>
+        <w:t>Unit 6 — reading</w:t>
+      </w:r>
+    </w:p>
+    <w:p>
+      <w:pPr>
+        <w:pStyle w:val="Heading2"/>
+      </w:pPr>
+      <w:r>
+        <w:t>Multiple choice 1: What is the main idea of the passage?</w:t>
+      </w:r>
+    </w:p>
+    <w:p>
+      <w:r>
+        <w:t>Answer: B — Love is important, but a lasting marriage requires more than love.</w:t>
+      </w:r>
+    </w:p>
+    <w:p>
+      <w:r>
+        <w:t>Reading paragraph 1: “Love is often described as the foundation of a successful marriage. Two people may care deeply about each other and imagine a future together. Yet sharing a life involves more than strong feelings. The question ‘Is love enough?’ invites us to consider what else a respectful, lasting relationship may need. You can explore that question through fictional people rather than private experiences.”</w:t>
+      </w:r>
+    </w:p>
+    <w:p>
+      <w:pPr>
+        <w:pStyle w:val="Heading2"/>
+      </w:pPr>
+      <w:r>
+        <w:t>Multiple choice 2: Why can marriage reveal differences between partners?</w:t>
+      </w:r>
+    </w:p>
+    <w:p>
+      <w:r>
+        <w:t>Answer: A — Couples have to deal with responsibilities and challenges together.</w:t>
+      </w:r>
+    </w:p>
+    <w:p>
+      <w:r>
+        <w:t>Reading paragraph 2: “Partners make decisions, share responsibilities, and respond to financial pressures or changes in their lives. These situations can reveal differences that were not obvious at the beginning. Emotional attraction alone does not decide how responsibilities will be shared or how a disagreement will be handled. Those questions need conversation and choices from both people.”</w:t>
+      </w:r>
+    </w:p>
+    <w:p>
+      <w:pPr>
+        <w:pStyle w:val="Heading2"/>
+      </w:pPr>
+      <w:r>
+        <w:t>Multiple choice 3: According to the passage, what can happen when couples ignore their problems?</w:t>
+      </w:r>
+    </w:p>
+    <w:p>
+      <w:r>
+        <w:t>Answer: B — The problems may remain unresolved.</w:t>
+      </w:r>
+    </w:p>
+    <w:p>
+      <w:r>
+        <w:t>Reading paragraph 3: “Communication matters because agreement cannot simply be assumed. Partners need ways to express concerns and listen to each other without threats or humiliation. Avoiding a problem may leave it unresolved; discussing it respectfully may make the differences clearer. Understanding a perspective is a starting point for a decision, not a promise that every difference can be solved.”</w:t>
+      </w:r>
+    </w:p>
+    <w:p>
+      <w:pPr>
+        <w:pStyle w:val="Heading2"/>
+      </w:pPr>
+      <w:r>
+        <w:t>Multiple choice 4: What does the passage suggest about conflict in marriage?</w:t>
+      </w:r>
+    </w:p>
+    <w:p>
+      <w:r>
+        <w:t>Answer: C — The way couples handle disagreements is more important than avoiding them.</w:t>
+      </w:r>
+    </w:p>
+    <w:p>
+      <w:r>
+        <w:t>Reading paragraph 6: “Disagreements are an ordinary part of long-term relationships; destructive conflict is not something anyone must accept. Listening, taking responsibility, and allowing time to think can help a respectful discussion. Compromise does not mean accepting coercion, threats, or violence. A lesson about communication should never be read as an instruction to stay in an unsafe relationship.”</w:t>
+      </w:r>
+    </w:p>
+    <w:p>
+      <w:pPr>
+        <w:pStyle w:val="Heading2"/>
+      </w:pPr>
+      <w:r>
+        <w:t>Multiple choice 5: What does a lasting relationship require, according to the passage?</w:t>
+      </w:r>
+    </w:p>
+    <w:p>
+      <w:r>
+        <w:t>Answer: B — Ongoing effort, trust, communication, and respect</w:t>
+      </w:r>
+    </w:p>
+    <w:p>
+      <w:r>
+        <w:t>Reading paragraph 11: “Love may bring people together; trust, respect, communication, commitment, and mutual effort shape how they share their lives. These ideas are a starting point for discussion, not a formula for every marriage. A thoughtful answer considers both the relationship people want to build and the boundaries each person needs to maintain.”</w:t>
+      </w:r>
+    </w:p>
+    <w:p>
+      <w:pPr>
+        <w:pStyle w:val="Heading2"/>
+      </w:pPr>
+      <w:r>
+        <w:t>True or false 1: _____ Couples need to communicate honestly about their concerns.</w:t>
+      </w:r>
+    </w:p>
+    <w:p>
+      <w:r>
+        <w:t>Answer: T — True</w:t>
+      </w:r>
+    </w:p>
+    <w:p>
+      <w:r>
+        <w:t>Reading paragraph 3: “Communication matters because agreement cannot simply be assumed. Partners need ways to express concerns and listen to each other without threats or humiliation. Avoiding a problem may leave it unresolved; discussing it respectfully may make the differences clearer. Understanding a perspective is a starting point for a decision, not a promise that every difference can be solved.”</w:t>
+      </w:r>
+    </w:p>
+    <w:p>
+      <w:pPr>
+        <w:pStyle w:val="Heading2"/>
+      </w:pPr>
+      <w:r>
+        <w:t>True or false 2: _____ Trust means believing that your partner will never make mistakes.</w:t>
+      </w:r>
+    </w:p>
+    <w:p>
+      <w:r>
+        <w:t>Answer: F — False</w:t>
+      </w:r>
+    </w:p>
+    <w:p>
+      <w:r>
+        <w:t>Possible correction: Trust concerns honesty, respect, and safety, not an expectation that nobody makes mistakes.</w:t>
+      </w:r>
+    </w:p>
+    <w:p>
+      <w:r>
+        <w:t>Reading paragraph 4: “Trust is another part of the relationship. It involves more than expecting a partner never to make a mistake. It concerns honesty, respect, and whether each person’s words and actions give the other reason to feel safe. Constant suspicion can make trust difficult, but trust should not be demanded as a reason to ignore harmful behavior.”</w:t>
+      </w:r>
+    </w:p>
+    <w:p>
+      <w:pPr>
+        <w:pStyle w:val="Heading2"/>
+      </w:pPr>
+      <w:r>
+        <w:t>True or false 3: _____ Unrealistic expectations can put pressure on a relationship.</w:t>
+      </w:r>
+    </w:p>
+    <w:p>
+      <w:r>
+        <w:t>Answer: T — True</w:t>
+      </w:r>
+    </w:p>
+    <w:p>
+      <w:r>
+        <w:t>Reading paragraph 5: “Expectations can create pressure too. One person may expect a partner to understand every feeling without being told or to meet every emotional need. Another may imagine that a good relationship never includes disappointment. Naming and discussing expectations gives both people a chance to consider which are realistic and which place too much responsibility on the other.”</w:t>
+      </w:r>
+    </w:p>
+    <w:p>
+      <w:pPr>
+        <w:pStyle w:val="Heading2"/>
+      </w:pPr>
+      <w:r>
+        <w:t>True or false 4: _____ The passage treats disagreements as an ordinary part of long-term relationships.</w:t>
+      </w:r>
+    </w:p>
+    <w:p>
+      <w:r>
+        <w:t>Answer: T — True</w:t>
+      </w:r>
+    </w:p>
+    <w:p>
+      <w:r>
+        <w:t>Reading paragraph 6: “Disagreements are an ordinary part of long-term relationships; destructive conflict is not something anyone must accept. Listening, taking responsibility, and allowing time to think can help a respectful discussion. Compromise does not mean accepting coercion, threats, or violence. A lesson about communication should never be read as an instruction to stay in an unsafe relationship.”</w:t>
+      </w:r>
+    </w:p>
+    <w:p>
+      <w:pPr>
+        <w:pStyle w:val="Heading2"/>
+      </w:pPr>
+      <w:r>
+        <w:t>True or false 5: _____ The passage suggests that successful couples never experience emotional distance.</w:t>
+      </w:r>
+    </w:p>
+    <w:p>
+      <w:r>
+        <w:t>Answer: F — False</w:t>
+      </w:r>
+    </w:p>
+    <w:p>
+      <w:r>
+        <w:t>Possible correction: Even healthy couples may experience disappointment or emotional distance.</w:t>
+      </w:r>
+    </w:p>
+    <w:p>
+      <w:r>
+        <w:t>Reading paragraph 8: “A relationship may change as people and circumstances change. The excitement of a new relationship can become more familiar, and even healthy couples may experience disappointment or emotional distance. Shared time, appreciation, support, and continuing conversations can help people maintain a sense of partnership. Effort needs to be mutual, not a duty assigned to only one person.”</w:t>
+      </w:r>
+    </w:p>
+    <w:p>
+      <w:pPr>
+        <w:pStyle w:val="Heading2"/>
+      </w:pPr>
+      <w:r>
+        <w:t>True or false 6: _____ External factors can influence the quality of a marriage.</w:t>
+      </w:r>
+    </w:p>
+    <w:p>
+      <w:r>
+        <w:t>Answer: T — True</w:t>
+      </w:r>
+    </w:p>
+    <w:p>
+      <w:r>
+        <w:t>Reading paragraph 7: “Not every difficulty begins inside the relationship. Work demands, financial problems, family expectations, social pressures, and cultural differences may also affect it. These outside factors can change what support people need. Discussing them helps distinguish a practical pressure from an assumption about a partner’s intentions.”</w:t>
+      </w:r>
+    </w:p>
+    <w:p>
+      <w:pPr>
+        <w:pStyle w:val="Heading2"/>
+      </w:pPr>
+      <w:r>
+        <w:t>True or false 7: _____ A lasting relationship requires continuous effort.</w:t>
+      </w:r>
+    </w:p>
+    <w:p>
+      <w:r>
+        <w:t>Answer: T — True</w:t>
+      </w:r>
+    </w:p>
+    <w:p>
+      <w:r>
+        <w:t>Reading paragraph 8: “A relationship may change as people and circumstances change. The excitement of a new relationship can become more familiar, and even healthy couples may experience disappointment or emotional distance. Shared time, appreciation, support, and continuing conversations can help people maintain a sense of partnership. Effort needs to be mutual, not a duty assigned to only one person.”</w:t>
+      </w:r>
+    </w:p>
+    <w:p>
+      <w:pPr>
+        <w:pStyle w:val="Heading2"/>
+      </w:pPr>
+      <w:r>
+        <w:t>Unit 7 — reading</w:t>
+      </w:r>
+    </w:p>
+    <w:p>
+      <w:pPr>
+        <w:pStyle w:val="Heading2"/>
+      </w:pPr>
+      <w:r>
+        <w:t>Multiple choice 1: What is the main idea of the passage?</w:t>
+      </w:r>
+    </w:p>
+    <w:p>
+      <w:r>
+        <w:t>Answer: B — Globalization has connected the world and created both opportunities and challenges.</w:t>
+      </w:r>
+    </w:p>
+    <w:p>
+      <w:r>
+        <w:t>Reading paragraph 9: “Globalization is therefore neither entirely good nor entirely bad. A useful response weighs opportunities against costs and considers how local communities, workers, cultures, and the environment might be protected. That requires looking at particular connections rather than defending or rejecting every international exchange at once.”</w:t>
+      </w:r>
+    </w:p>
+    <w:p>
+      <w:pPr>
+        <w:pStyle w:val="Heading2"/>
+      </w:pPr>
+      <w:r>
+        <w:t>Multiple choice 2: According to the passage, what has helped globalization grow?</w:t>
+      </w:r>
+    </w:p>
+    <w:p>
+      <w:r>
+        <w:t>Answer: A — Technology, transportation, trade, and the internet</w:t>
+      </w:r>
+    </w:p>
+    <w:p>
+      <w:r>
+        <w:t>Reading paragraph 3: “Globalization is the growing movement of people, products, ideas, and information across borders. Technology, transport, international trade, and the internet help make those connections possible. The term describes several linked processes, not a single invention or a change that affects every place in the same way.”</w:t>
+      </w:r>
+    </w:p>
+    <w:p>
+      <w:pPr>
+        <w:pStyle w:val="Heading2"/>
+      </w:pPr>
+      <w:r>
+        <w:t>Multiple choice 3: How can globalization benefit businesses?</w:t>
+      </w:r>
+    </w:p>
+    <w:p>
+      <w:r>
+        <w:t>Answer: B — It allows them to reach new markets and customers.</w:t>
+      </w:r>
+    </w:p>
+    <w:p>
+      <w:r>
+        <w:t>Reading paragraph 4: “A business might design a product in one country, manufacture it in another, and sell it internationally. A student might take an online course from a distant university. A small business might reach overseas customers through social media. These examples show how distance can become less of a barrier to some activities, although cost, regulation, language, and access still matter.”</w:t>
+      </w:r>
+    </w:p>
+    <w:p>
+      <w:pPr>
+        <w:pStyle w:val="Heading2"/>
+      </w:pPr>
+      <w:r>
+        <w:t>Multiple choice 4: Why are some people concerned about globalization?</w:t>
+      </w:r>
+    </w:p>
+    <w:p>
+      <w:r>
+        <w:t>Answer: B — They are concerned about local cultures, jobs, inequality, and the environment.</w:t>
+      </w:r>
+    </w:p>
+    <w:p>
+      <w:r>
+        <w:t>Reading paragraph 7: “There are reasons for concern. Local businesses may struggle to compete with large international companies. Moving production can create jobs in one place and remove them in another. Local traditions may receive less attention as global trends become more visible. Benefits are not shared equally, so a discussion should ask who gains, who loses, and whose view has not been heard.”</w:t>
+      </w:r>
+    </w:p>
+    <w:p>
+      <w:pPr>
+        <w:pStyle w:val="Heading2"/>
+      </w:pPr>
+      <w:r>
+        <w:t>Multiple choice 5: What does the passage mean when it says communication across distance can be easier?</w:t>
+      </w:r>
+    </w:p>
+    <w:p>
+      <w:r>
+        <w:t>Answer: B — People can communicate and interact across long distances more easily.</w:t>
+      </w:r>
+    </w:p>
+    <w:p>
+      <w:r>
+        <w:t>Reading paragraph 10: “When people say that the world is getting smaller, they do not mean that physical distance has disappeared. They mean that communication and interaction across distance can be easier. Globalization already affects daily life, but its effects differ. Ask how a connection works and what it changes for the people involved.”</w:t>
+      </w:r>
+    </w:p>
+    <w:p>
+      <w:pPr>
+        <w:pStyle w:val="Heading2"/>
+      </w:pPr>
+      <w:r>
+        <w:t>True or false 1: _____ Globalization has made it easier for products and information to cross borders.</w:t>
+      </w:r>
+    </w:p>
+    <w:p>
+      <w:r>
+        <w:t>Answer: T — True</w:t>
+      </w:r>
+    </w:p>
+    <w:p>
+      <w:r>
+        <w:t>Reading paragraph 3: “Globalization is the growing movement of people, products, ideas, and information across borders. Technology, transport, international trade, and the internet help make those connections possible. The term describes several linked processes, not a single invention or a change that affects every place in the same way.”</w:t>
+      </w:r>
+    </w:p>
+    <w:p>
+      <w:pPr>
+        <w:pStyle w:val="Heading2"/>
+      </w:pPr>
+      <w:r>
+        <w:t>True or false 2: _____ Only large international companies can benefit from globalization.</w:t>
+      </w:r>
+    </w:p>
+    <w:p>
+      <w:r>
+        <w:t>Answer: F — False</w:t>
+      </w:r>
+    </w:p>
+    <w:p>
+      <w:r>
+        <w:t>Possible correction: A small business can also reach overseas customers.</w:t>
+      </w:r>
+    </w:p>
+    <w:p>
+      <w:r>
+        <w:t>Reading paragraph 4: “A business might design a product in one country, manufacture it in another, and sell it internationally. A student might take an online course from a distant university. A small business might reach overseas customers through social media. These examples show how distance can become less of a barrier to some activities, although cost, regulation, language, and access still matter.”</w:t>
+      </w:r>
+    </w:p>
+    <w:p>
+      <w:pPr>
+        <w:pStyle w:val="Heading2"/>
+      </w:pPr>
+      <w:r>
+        <w:t>True or false 3: _____ Globalization has influenced culture, including music, food, fashion, and language.</w:t>
+      </w:r>
+    </w:p>
+    <w:p>
+      <w:r>
+        <w:t>Answer: T — True</w:t>
+      </w:r>
+    </w:p>
+    <w:p>
+      <w:r>
+        <w:t>Reading paragraph 6: “Culture moves through these networks as well. Someone in Kabul may listen to Korean music, watch an American film, eat Italian food, or speak with a friend in Japan. Music, food, fashion, and language can travel and change as people adapt them. Cultural exchange can introduce new choices without making everyone’s experience identical.”</w:t>
+      </w:r>
+    </w:p>
+    <w:p>
+      <w:pPr>
+        <w:pStyle w:val="Heading2"/>
+      </w:pPr>
+      <w:r>
+        <w:t>True or false 4: _____ Everyone benefits equally from globalization.</w:t>
+      </w:r>
+    </w:p>
+    <w:p>
+      <w:r>
+        <w:t>Answer: F — False</w:t>
+      </w:r>
+    </w:p>
+    <w:p>
+      <w:r>
+        <w:t>Possible correction: Benefits are not shared equally.</w:t>
+      </w:r>
+    </w:p>
+    <w:p>
+      <w:r>
+        <w:t>Reading paragraph 7: “There are reasons for concern. Local businesses may struggle to compete with large international companies. Moving production can create jobs in one place and remove them in another. Local traditions may receive less attention as global trends become more visible. Benefits are not shared equally, so a discussion should ask who gains, who loses, and whose view has not been heard.”</w:t>
+      </w:r>
+    </w:p>
+    <w:p>
+      <w:pPr>
+        <w:pStyle w:val="Heading2"/>
+      </w:pPr>
+      <w:r>
+        <w:t>True or false 5: _____ The passage presents globalization as completely positive.</w:t>
+      </w:r>
+    </w:p>
+    <w:p>
+      <w:r>
+        <w:t>Answer: F — False</w:t>
+      </w:r>
+    </w:p>
+    <w:p>
+      <w:r>
+        <w:t>Possible correction: The passage considers costs as well as opportunities.</w:t>
+      </w:r>
+    </w:p>
+    <w:p>
+      <w:r>
+        <w:t>Reading paragraph 9: “Globalization is therefore neither entirely good nor entirely bad. A useful response weighs opportunities against costs and considers how local communities, workers, cultures, and the environment might be protected. That requires looking at particular connections rather than defending or rejecting every international exchange at once.”</w:t>
+      </w:r>
+    </w:p>
+    <w:p>
+      <w:pPr>
+        <w:pStyle w:val="Heading2"/>
+      </w:pPr>
+      <w:r>
+        <w:t>True or false 6: _____ International transportation can create environmental problems.</w:t>
+      </w:r>
+    </w:p>
+    <w:p>
+      <w:r>
+        <w:t>Answer: T — True</w:t>
+      </w:r>
+    </w:p>
+    <w:p>
+      <w:r>
+        <w:t>Reading paragraph 8: “The environment is part of the discussion too. International transport uses energy and can produce emissions. Producing and moving large quantities of goods can contribute to pollution and waste. The effects depend on how goods are made and transported; a product’s foreign origin alone does not tell us its full environmental impact.”</w:t>
+      </w:r>
+    </w:p>
+    <w:p>
+      <w:pPr>
+        <w:pStyle w:val="Heading2"/>
+      </w:pPr>
+      <w:r>
+        <w:t>True or false 7: _____ The writer believes globalization is already affecting our lives.</w:t>
+      </w:r>
+    </w:p>
+    <w:p>
+      <w:r>
+        <w:t>Answer: T — True</w:t>
+      </w:r>
+    </w:p>
+    <w:p>
+      <w:r>
+        <w:t>Reading paragraph 10: “When people say that the world is getting smaller, they do not mean that physical distance has disappeared. They mean that communication and interaction across distance can be easier. Globalization already affects daily life, but its effects differ. Ask how a connection works and what it changes for the people involved.”</w:t>
+      </w:r>
+    </w:p>
+    <w:p>
+      <w:pPr>
+        <w:pStyle w:val="Heading2"/>
+      </w:pPr>
+      <w:r>
+        <w:t>Unit 8 — reading</w:t>
+      </w:r>
+    </w:p>
+    <w:p>
+      <w:pPr>
+        <w:pStyle w:val="Heading2"/>
+      </w:pPr>
+      <w:r>
+        <w:t>Multiple choice 1: What is the main purpose of the reading?</w:t>
+      </w:r>
+    </w:p>
+    <w:p>
+      <w:r>
+        <w:t>Answer: B — To explain how English became globally influential and discuss its consequences</w:t>
+      </w:r>
+    </w:p>
+    <w:p>
+      <w:r>
+        <w:t>Reading paragraph 1: “English is used in international business, science, aviation, education, entertainment, and online communication. In many settings it serves as a lingua franca: a language people use to communicate when they do not share a first language. How did a language once associated mainly with England and parts of the British Isles become so widely used, and what does that mean for its users?”</w:t>
+      </w:r>
+    </w:p>
+    <w:p>
+      <w:pPr>
+        <w:pStyle w:val="Heading2"/>
+      </w:pPr>
+      <w:r>
+        <w:t>Multiple choice 2: What was one important reason English spread internationally?</w:t>
+      </w:r>
+    </w:p>
+    <w:p>
+      <w:r>
+        <w:t>Answer: A — British expansion and colonialism</w:t>
+      </w:r>
+    </w:p>
+    <w:p>
+      <w:r>
+        <w:t>Reading paragraph 2: “The expansion of the British Empire was an important part of the story. English travelled through colonial administration, trade, education, and other institutions. That history involved unequal power, not simply a language becoming popular because people preferred it. Its effects differed across places and continue to influence opportunities and attitudes toward English.”</w:t>
+      </w:r>
+    </w:p>
+    <w:p>
+      <w:pPr>
+        <w:pStyle w:val="Heading2"/>
+      </w:pPr>
+      <w:r>
+        <w:t>Multiple choice 3: What helped strengthen English during the twentieth century?</w:t>
+      </w:r>
+    </w:p>
+    <w:p>
+      <w:r>
+        <w:t>Answer: B — The economic and cultural influence of the United States</w:t>
+      </w:r>
+    </w:p>
+    <w:p>
+      <w:r>
+        <w:t>Reading paragraph 3: “During the twentieth century, the economic, political, scientific, and cultural influence of the United States helped strengthen English internationally. Companies, films, universities, and research institutions contributed to its visibility and use. British colonial expansion and later American influence are different parts of a complicated history, not a complete explanation of every community’s language choices.”</w:t>
+      </w:r>
+    </w:p>
+    <w:p>
+      <w:pPr>
+        <w:pStyle w:val="Heading2"/>
+      </w:pPr>
+      <w:r>
+        <w:t>Multiple choice 4: According to the reading, what did technology do?</w:t>
+      </w:r>
+    </w:p>
+    <w:p>
+      <w:r>
+        <w:t>Answer: C — It accelerated the global use of English.</w:t>
+      </w:r>
+    </w:p>
+    <w:p>
+      <w:r>
+        <w:t>Reading paragraph 4: “Technology created further opportunities to use English across borders. Researchers, businesses, and people online could communicate with distant audiences. A person in Afghanistan might read an article from Japan, watch a video from the United States, and exchange messages with someone in Germany using English. Technology accelerated these connections; it did not make access equal or remove the value of other languages.”</w:t>
+      </w:r>
+    </w:p>
+    <w:p>
+      <w:pPr>
+        <w:pStyle w:val="Heading2"/>
+      </w:pPr>
+      <w:r>
+        <w:t>Multiple choice 5: Why does the writer ask, “Who owns English?”</w:t>
+      </w:r>
+    </w:p>
+    <w:p>
+      <w:r>
+        <w:t>Answer: B — Because millions of non-native speakers use and shape the language</w:t>
+      </w:r>
+    </w:p>
+    <w:p>
+      <w:r>
+        <w:t>Reading paragraph 6: “English is not used only by people who learned it as a first language. Millions use it as an additional language and adapt it to local needs. English in India, Nigeria, and Singapore has developed in different contexts and has different characteristics. These varieties remind us that international use does not mean everyone speaks in exactly the same way.”</w:t>
       </w:r>
     </w:p>
     <w:sectPr>
@@ -2490,7 +3876,7 @@
       <w:rFonts w:asciiTheme="majorHAnsi" w:eastAsiaTheme="majorEastAsia" w:hAnsiTheme="majorHAnsi" w:cstheme="majorBidi" w:ascii="Source Sans 3" w:hAnsi="Source Sans 3"/>
       <w:b/>
       <w:bCs/>
-      <w:color w:val="0E6E5C"/>
+      <w:color w:val="205F67"/>
       <w:sz w:val="28"/>
       <w:szCs w:val="28"/>
     </w:rPr>
@@ -2514,7 +3900,7 @@
       <w:rFonts w:asciiTheme="majorHAnsi" w:eastAsiaTheme="majorEastAsia" w:hAnsiTheme="majorHAnsi" w:cstheme="majorBidi" w:ascii="Source Sans 3" w:hAnsi="Source Sans 3"/>
       <w:b/>
       <w:bCs/>
-      <w:color w:val="0E6E5C"/>
+      <w:color w:val="205F67"/>
       <w:sz w:val="26"/>
       <w:szCs w:val="26"/>
     </w:rPr>
@@ -2777,7 +4163,7 @@
     </w:pPr>
     <w:rPr>
       <w:rFonts w:asciiTheme="majorHAnsi" w:eastAsiaTheme="majorEastAsia" w:hAnsiTheme="majorHAnsi" w:cstheme="majorBidi" w:ascii="Source Sans 3" w:hAnsi="Source Sans 3"/>
-      <w:color w:val="0E6E5C"/>
+      <w:color w:val="205F67"/>
       <w:spacing w:val="5"/>
       <w:kern w:val="28"/>
       <w:sz w:val="52"/>

--- a/Master-Speaking-Teacher-Implementation-Pack.docx
+++ b/Master-Speaking-Teacher-Implementation-Pack.docx
@@ -20,12 +20,12 @@
     </w:p>
     <w:p>
       <w:r>
-        <w:t>New supplementary classroom material • October 2026</w:t>
-      </w:r>
-    </w:p>
-    <w:p>
-      <w:r>
-        <w:t>Read alongside the book and the separate Class Companion. This pack is not a replacement edition of the manuscript. It provides original teacher-read listening alternatives for eight themes, their own questions and keys, a Unit 1 reading key, and a four-lesson pilot plan. It does not supply verified original video recordings or their answer keys.</w:t>
+        <w:t>Teacher resources for the self-contained course • October 2026</w:t>
+      </w:r>
+    </w:p>
+    <w:p>
+      <w:r>
+        <w:t>Read alongside the book and the separate Class Companion. This pack provides the eight original fictional listening stories used in the book, matching questions and keys, reading keys, and a four-lesson teaching plan. The listening tasks are designed for a teacher or partner to read aloud; no external video or recorded audio is required.</w:t>
       </w:r>
     </w:p>
     <w:p>
@@ -53,7 +53,7 @@
     </w:p>
     <w:p>
       <w:r>
-        <w:t>Choose the matching unit in the Student Practice Pack. For Chapter 2, choose either a verified recording that genuinely matches the book’s exercises, or the new teacher-read alternative in this pack with its own student worksheet. Do not combine one input with the other input’s questions. Record which route you taught. The alternatives do not resolve the original media register.</w:t>
+        <w:t>Choose the matching unit in the Student Practice Pack. For Chapter 2, use the matching original story in this pack and its five detail questions. The same script appears at the end of the listening chapter for checking after the task. Keep that section covered until after the second listening unless an access arrangement requires earlier text support.</w:t>
       </w:r>
     </w:p>
     <w:p>
@@ -244,7 +244,7 @@
     </w:p>
     <w:p>
       <w:r>
-        <w:t>Length: 75 minutes. Use the original alternative “The meeting that almost went wrong,” not the book’s unverified video questions. Print only the Unit 1 alternative worksheet at first. Once completed, label the course record “new teacher-read alternative,” not “original video lesson completed.”</w:t>
+        <w:t>Length: 75 minutes. Use the original story “The meeting that almost went wrong” and the matching questions in Unit 1, Chapter 2 or the Student Practice Pack. Keep the script and keys separate until after listening. Record the input and any access support actually used.</w:t>
       </w:r>
     </w:p>
     <w:p>
@@ -265,7 +265,7 @@
         <w:pStyle w:val="ListBullet"/>
       </w:pPr>
       <w:r>
-        <w:t>8–23: run the 15-minute listening protocol from Section 1 using the Unit 1 alternative.</w:t>
+        <w:t>8–23: run the 15-minute listening protocol from Section 1 using the Unit 1 story.</w:t>
       </w:r>
     </w:p>
     <w:p>
@@ -496,7 +496,7 @@
     </w:p>
     <w:p>
       <w:r>
-        <w:t>This key covers Unit 1, Chapter 1 only: five vocabulary completions, five multiple-choice questions, and five open reading questions. No True/False exercise is present in that chapter. Closed-reading keys for Units 2–8 appear in Section 16. Original video exercises still require the intended recordings and verified keys; open questions allow supported alternatives.</w:t>
+        <w:t>This key covers Unit 1, Chapter 1 only: five vocabulary completions, five multiple-choice questions, and five open reading questions. No True/False exercise is present in that chapter. Closed-reading keys for Units 2–8 appear in Section 16. The original listening stories have their own detail keys in Sections 7–14; open questions allow supported alternatives.</w:t>
       </w:r>
     </w:p>
     <w:p>
@@ -893,7 +893,7 @@
         <w:pStyle w:val="Heading1"/>
       </w:pPr>
       <w:r>
-        <w:t>7. Unit 1 • Original teacher-read alternative</w:t>
+        <w:t>7. Unit 1 • Original listening story and key</w:t>
       </w:r>
     </w:p>
     <w:p>
@@ -903,7 +903,7 @@
     </w:p>
     <w:p>
       <w:r>
-        <w:t>Fictional teaching script, newly authored for this pack. It is not the original video transcript and does not answer the original book’s listening exercise.</w:t>
+        <w:t>Original fictional teaching script for the matching Chapter 2. Use the five detail questions in the main book or the identical Student Practice Pack worksheet. No external recording is required.</w:t>
       </w:r>
     </w:p>
     <w:p>
@@ -1027,7 +1027,7 @@
         <w:pStyle w:val="Heading1"/>
       </w:pPr>
       <w:r>
-        <w:t>8. Unit 2 • Original teacher-read alternative</w:t>
+        <w:t>8. Unit 2 • Original listening story and key</w:t>
       </w:r>
     </w:p>
     <w:p>
@@ -1037,7 +1037,7 @@
     </w:p>
     <w:p>
       <w:r>
-        <w:t>Fictional teaching script, newly authored for this pack. It is not the original video transcript and does not answer the original book’s listening exercise.</w:t>
+        <w:t>Original fictional teaching script for the matching Chapter 2. Use the five detail questions in the main book or the identical Student Practice Pack worksheet. No external recording is required.</w:t>
       </w:r>
     </w:p>
     <w:p>
@@ -1161,7 +1161,7 @@
         <w:pStyle w:val="Heading1"/>
       </w:pPr>
       <w:r>
-        <w:t>9. Unit 3 • Original teacher-read alternative</w:t>
+        <w:t>9. Unit 3 • Original listening story and key</w:t>
       </w:r>
     </w:p>
     <w:p>
@@ -1171,7 +1171,7 @@
     </w:p>
     <w:p>
       <w:r>
-        <w:t>Fictional teaching script, newly authored for this pack. It is not the original video transcript and does not answer the original book’s listening exercise.</w:t>
+        <w:t>Original fictional teaching script for the matching Chapter 2. Use the five detail questions in the main book or the identical Student Practice Pack worksheet. No external recording is required.</w:t>
       </w:r>
     </w:p>
     <w:p>
@@ -1295,7 +1295,7 @@
         <w:pStyle w:val="Heading1"/>
       </w:pPr>
       <w:r>
-        <w:t>10. Unit 4 • Original teacher-read alternative</w:t>
+        <w:t>10. Unit 4 • Original listening story and key</w:t>
       </w:r>
     </w:p>
     <w:p>
@@ -1305,7 +1305,7 @@
     </w:p>
     <w:p>
       <w:r>
-        <w:t>Fictional teaching script, newly authored for this pack. It is not the original video transcript and does not answer the original book’s listening exercise.</w:t>
+        <w:t>Original fictional teaching script for the matching Chapter 2. Use the five detail questions in the main book or the identical Student Practice Pack worksheet. No external recording is required.</w:t>
       </w:r>
     </w:p>
     <w:p>
@@ -1429,7 +1429,7 @@
         <w:pStyle w:val="Heading1"/>
       </w:pPr>
       <w:r>
-        <w:t>11. Unit 5 • Original teacher-read alternative</w:t>
+        <w:t>11. Unit 5 • Original listening story and key</w:t>
       </w:r>
     </w:p>
     <w:p>
@@ -1439,7 +1439,7 @@
     </w:p>
     <w:p>
       <w:r>
-        <w:t>Fictional teaching script, newly authored for this pack. It is not the original video transcript and does not answer the original book’s listening exercise.</w:t>
+        <w:t>Original fictional teaching script for the matching Chapter 2. Use the five detail questions in the main book or the identical Student Practice Pack worksheet. No external recording is required.</w:t>
       </w:r>
     </w:p>
     <w:p>
@@ -1563,7 +1563,7 @@
         <w:pStyle w:val="Heading1"/>
       </w:pPr>
       <w:r>
-        <w:t>12. Unit 6 • Original teacher-read alternative</w:t>
+        <w:t>12. Unit 6 • Original listening story and key</w:t>
       </w:r>
     </w:p>
     <w:p>
@@ -1573,7 +1573,7 @@
     </w:p>
     <w:p>
       <w:r>
-        <w:t>Fictional teaching script, newly authored for this pack. It is not the original video transcript and does not answer the original book’s listening exercise.</w:t>
+        <w:t>Original fictional teaching script for the matching Chapter 2. Use the five detail questions in the main book or the identical Student Practice Pack worksheet. No external recording is required.</w:t>
       </w:r>
     </w:p>
     <w:p>
@@ -1697,7 +1697,7 @@
         <w:pStyle w:val="Heading1"/>
       </w:pPr>
       <w:r>
-        <w:t>13. Unit 7 • Original teacher-read alternative</w:t>
+        <w:t>13. Unit 7 • Original listening story and key</w:t>
       </w:r>
     </w:p>
     <w:p>
@@ -1707,7 +1707,7 @@
     </w:p>
     <w:p>
       <w:r>
-        <w:t>Fictional teaching script, newly authored for this pack. It is not the original video transcript and does not answer the original book’s listening exercise.</w:t>
+        <w:t>Original fictional teaching script for the matching Chapter 2. Use the five detail questions in the main book or the identical Student Practice Pack worksheet. No external recording is required.</w:t>
       </w:r>
     </w:p>
     <w:p>
@@ -1831,7 +1831,7 @@
         <w:pStyle w:val="Heading1"/>
       </w:pPr>
       <w:r>
-        <w:t>14. Unit 8 • Original teacher-read alternative</w:t>
+        <w:t>14. Unit 8 • Original listening story and key</w:t>
       </w:r>
     </w:p>
     <w:p>
@@ -1841,7 +1841,7 @@
     </w:p>
     <w:p>
       <w:r>
-        <w:t>Fictional teaching script, newly authored for this pack. It is not the original video transcript and does not answer the original book’s listening exercise.</w:t>
+        <w:t>Original fictional teaching script for the matching Chapter 2. Use the five detail questions in the main book or the identical Student Practice Pack worksheet. No external recording is required.</w:t>
       </w:r>
     </w:p>
     <w:p>
@@ -1980,7 +1980,7 @@
     </w:p>
     <w:p>
       <w:r>
-        <w:t>Selected input: verified original recording / new teacher-read alternative / other: __________</w:t>
+        <w:t>Selected input: course story read aloud / access adaptation / other: __________</w:t>
       </w:r>
     </w:p>
     <w:p>
@@ -2030,7 +2030,7 @@
     </w:p>
     <w:p>
       <w:r>
-        <w:t>Remaining development: source verification and keys for the original listening lessons; wider open-response and exercise-key review; independent human review; and actual classroom trial evidence. Reading closed-response keys are supplied separately below; the fictional listening alternatives do not answer the original video exercises.</w:t>
+        <w:t>Record actual observations before drawing conclusions about learning. The original listening stories and their detail keys are supplied here and match Chapter 2. Open-response activities accept supported alternatives; independent review and actual classroom evidence remain distinct from a supplied teaching plan.</w:t>
       </w:r>
     </w:p>
     <w:p>
@@ -2048,7 +2048,7 @@
     </w:p>
     <w:p>
       <w:r>
-        <w:t>These keys refer only to the revised book’s readings, not to its original videos. The Unit 1 reading key appears earlier. Each quotation identifies the paragraph supporting the answer; it verifies passage alignment, not the factual accuracy of every real-world claim. Accept equivalent corrections of false statements. Open discussions have no single required opinion.</w:t>
+        <w:t>These keys refer to the readings in the self-contained course. The listening stories have their own detail keys above. The Unit 1 reading key appears earlier. Each quotation identifies the paragraph supporting the answer; it verifies passage alignment, not the factual accuracy of every real-world claim. Accept equivalent corrections of false statements. Open discussions have no single required opinion.</w:t>
       </w:r>
     </w:p>
     <w:p>
@@ -3417,6 +3417,908 @@
     <w:p>
       <w:r>
         <w:t>Reading paragraph 6: “English is not used only by people who learned it as a first language. Millions use it as an additional language and adapt it to local needs. English in India, Nigeria, and Singapore has developed in different contexts and has different characteristics. These varieties remind us that international use does not mean everyone speaks in exactly the same way.”</w:t>
+      </w:r>
+    </w:p>
+    <w:p>
+      <w:r>
+        <w:br w:type="page"/>
+      </w:r>
+    </w:p>
+    <w:p>
+      <w:pPr>
+        <w:pStyle w:val="Heading1"/>
+      </w:pPr>
+      <w:r>
+        <w:t>17. Vocabulary completion keys — Units 1–7</w:t>
+      </w:r>
+    </w:p>
+    <w:p>
+      <w:r>
+        <w:t>These suggested completions cover all 36 vocabulary blanks in the book. Unit 8 uses vocabulary discussion rather than a completion exercise. Accept other grammatically and contextually suitable answers; some items admit more than one expression. Change number or pronouns where the sentence requires it. Unit 1 also appears in the broader key above.</w:t>
+      </w:r>
+    </w:p>
+    <w:p>
+      <w:pPr>
+        <w:pStyle w:val="Heading2"/>
+      </w:pPr>
+      <w:r>
+        <w:t>Unit 1 — vocabulary</w:t>
+      </w:r>
+    </w:p>
+    <w:p>
+      <w:pPr>
+        <w:pStyle w:val="Heading2"/>
+      </w:pPr>
+      <w:r>
+        <w:t>1. Good communication helps us __________ ideas clearly.</w:t>
+      </w:r>
+    </w:p>
+    <w:p>
+      <w:pPr>
+        <w:keepNext/>
+      </w:pPr>
+      <w:r>
+        <w:t>Suggested answer: express</w:t>
+      </w:r>
+    </w:p>
+    <w:p>
+      <w:pPr>
+        <w:keepNext/>
+      </w:pPr>
+      <w:r>
+        <w:t>Completed sentence: Good communication helps us express ideas clearly.</w:t>
+      </w:r>
+    </w:p>
+    <w:p>
+      <w:r>
+        <w:t>Other acceptable completions: communicate.</w:t>
+      </w:r>
+    </w:p>
+    <w:p>
+      <w:pPr>
+        <w:pStyle w:val="Heading2"/>
+      </w:pPr>
+      <w:r>
+        <w:t>2. Never __________ to ask for help.</w:t>
+      </w:r>
+    </w:p>
+    <w:p>
+      <w:pPr>
+        <w:keepNext/>
+      </w:pPr>
+      <w:r>
+        <w:t>Suggested answer: hesitate</w:t>
+      </w:r>
+    </w:p>
+    <w:p>
+      <w:r>
+        <w:t>Completed sentence: Never hesitate to ask for help.</w:t>
+      </w:r>
+    </w:p>
+    <w:p>
+      <w:pPr>
+        <w:pStyle w:val="Heading2"/>
+      </w:pPr>
+      <w:r>
+        <w:t>3. Teachers should encourage classroom __________.</w:t>
+      </w:r>
+    </w:p>
+    <w:p>
+      <w:pPr>
+        <w:keepNext/>
+      </w:pPr>
+      <w:r>
+        <w:t>Suggested answer: interaction</w:t>
+      </w:r>
+    </w:p>
+    <w:p>
+      <w:r>
+        <w:t>Completed sentence: Teachers should encourage classroom interaction.</w:t>
+      </w:r>
+    </w:p>
+    <w:p>
+      <w:pPr>
+        <w:pStyle w:val="Heading2"/>
+      </w:pPr>
+      <w:r>
+        <w:t>4. Speaking regularly builds __________.</w:t>
+      </w:r>
+    </w:p>
+    <w:p>
+      <w:pPr>
+        <w:keepNext/>
+      </w:pPr>
+      <w:r>
+        <w:t>Suggested answer: confidence</w:t>
+      </w:r>
+    </w:p>
+    <w:p>
+      <w:r>
+        <w:t>Completed sentence: Speaking regularly builds confidence.</w:t>
+      </w:r>
+    </w:p>
+    <w:p>
+      <w:pPr>
+        <w:pStyle w:val="Heading2"/>
+      </w:pPr>
+      <w:r>
+        <w:t>5. Every presentation has an important __________.</w:t>
+      </w:r>
+    </w:p>
+    <w:p>
+      <w:pPr>
+        <w:keepNext/>
+      </w:pPr>
+      <w:r>
+        <w:t>Suggested answer: message</w:t>
+      </w:r>
+    </w:p>
+    <w:p>
+      <w:r>
+        <w:t>Completed sentence: Every presentation has an important message.</w:t>
+      </w:r>
+    </w:p>
+    <w:p>
+      <w:pPr>
+        <w:pStyle w:val="Heading2"/>
+      </w:pPr>
+      <w:r>
+        <w:t>Unit 2 — vocabulary</w:t>
+      </w:r>
+    </w:p>
+    <w:p>
+      <w:pPr>
+        <w:pStyle w:val="Heading2"/>
+      </w:pPr>
+      <w:r>
+        <w:t>1. Hard work helps people __________ their goals.</w:t>
+      </w:r>
+    </w:p>
+    <w:p>
+      <w:pPr>
+        <w:keepNext/>
+      </w:pPr>
+      <w:r>
+        <w:t>Suggested answer: achieve</w:t>
+      </w:r>
+    </w:p>
+    <w:p>
+      <w:r>
+        <w:t>Completed sentence: Hard work helps people achieve their goals.</w:t>
+      </w:r>
+    </w:p>
+    <w:p>
+      <w:pPr>
+        <w:pStyle w:val="Heading2"/>
+      </w:pPr>
+      <w:r>
+        <w:t>2. Every student should have a clear __________ for studying.</w:t>
+      </w:r>
+    </w:p>
+    <w:p>
+      <w:pPr>
+        <w:keepNext/>
+      </w:pPr>
+      <w:r>
+        <w:t>Suggested answer: goal</w:t>
+      </w:r>
+    </w:p>
+    <w:p>
+      <w:pPr>
+        <w:keepNext/>
+      </w:pPr>
+      <w:r>
+        <w:t>Completed sentence: Every student should have a clear goal for studying.</w:t>
+      </w:r>
+    </w:p>
+    <w:p>
+      <w:r>
+        <w:t>Other acceptable completions: strategy.</w:t>
+      </w:r>
+    </w:p>
+    <w:p>
+      <w:pPr>
+        <w:pStyle w:val="Heading2"/>
+      </w:pPr>
+      <w:r>
+        <w:t>3. Practice leads to __________.</w:t>
+      </w:r>
+    </w:p>
+    <w:p>
+      <w:pPr>
+        <w:keepNext/>
+      </w:pPr>
+      <w:r>
+        <w:t>Suggested answer: progress</w:t>
+      </w:r>
+    </w:p>
+    <w:p>
+      <w:r>
+        <w:t>Completed sentence: Practice leads to progress.</w:t>
+      </w:r>
+    </w:p>
+    <w:p>
+      <w:pPr>
+        <w:pStyle w:val="Heading2"/>
+      </w:pPr>
+      <w:r>
+        <w:t>4. Never lose your __________ when life becomes difficult.</w:t>
+      </w:r>
+    </w:p>
+    <w:p>
+      <w:pPr>
+        <w:keepNext/>
+      </w:pPr>
+      <w:r>
+        <w:t>Suggested answer: determination</w:t>
+      </w:r>
+    </w:p>
+    <w:p>
+      <w:pPr>
+        <w:keepNext/>
+      </w:pPr>
+      <w:r>
+        <w:t>Completed sentence: Never lose your determination when life becomes difficult.</w:t>
+      </w:r>
+    </w:p>
+    <w:p>
+      <w:r>
+        <w:t>Other acceptable completions: commitment.</w:t>
+      </w:r>
+    </w:p>
+    <w:p>
+      <w:pPr>
+        <w:pStyle w:val="Heading2"/>
+      </w:pPr>
+      <w:r>
+        <w:t>5. Time management is an effective __________.</w:t>
+      </w:r>
+    </w:p>
+    <w:p>
+      <w:pPr>
+        <w:keepNext/>
+      </w:pPr>
+      <w:r>
+        <w:t>Suggested answer: strategy</w:t>
+      </w:r>
+    </w:p>
+    <w:p>
+      <w:r>
+        <w:t>Completed sentence: Time management is an effective strategy.</w:t>
+      </w:r>
+    </w:p>
+    <w:p>
+      <w:pPr>
+        <w:pStyle w:val="Heading2"/>
+      </w:pPr>
+      <w:r>
+        <w:t>Unit 3 — vocabulary</w:t>
+      </w:r>
+    </w:p>
+    <w:p>
+      <w:pPr>
+        <w:pStyle w:val="Heading2"/>
+      </w:pPr>
+      <w:r>
+        <w:t>1. Speaking English with a clear goal and focused feedback is a form of ____________________________.</w:t>
+      </w:r>
+    </w:p>
+    <w:p>
+      <w:pPr>
+        <w:keepNext/>
+      </w:pPr>
+      <w:r>
+        <w:t>Suggested answer: conscious practice</w:t>
+      </w:r>
+    </w:p>
+    <w:p>
+      <w:r>
+        <w:t>Completed sentence: Speaking English with a clear goal and focused feedback is a form of conscious practice.</w:t>
+      </w:r>
+    </w:p>
+    <w:p>
+      <w:pPr>
+        <w:pStyle w:val="Heading2"/>
+      </w:pPr>
+      <w:r>
+        <w:t>2. Team leaders should know how to ____________________________ before problems become serious.</w:t>
+      </w:r>
+    </w:p>
+    <w:p>
+      <w:pPr>
+        <w:keepNext/>
+      </w:pPr>
+      <w:r>
+        <w:t>Suggested answer: resolve conflicts</w:t>
+      </w:r>
+    </w:p>
+    <w:p>
+      <w:r>
+        <w:t>Completed sentence: Team leaders should know how to resolve conflicts before problems become serious.</w:t>
+      </w:r>
+    </w:p>
+    <w:p>
+      <w:pPr>
+        <w:pStyle w:val="Heading2"/>
+      </w:pPr>
+      <w:r>
+        <w:t>3. Receiving ____________________________ helps students improve their writing.</w:t>
+      </w:r>
+    </w:p>
+    <w:p>
+      <w:pPr>
+        <w:keepNext/>
+      </w:pPr>
+      <w:r>
+        <w:t>Suggested answer: constructive feedback</w:t>
+      </w:r>
+    </w:p>
+    <w:p>
+      <w:r>
+        <w:t>Completed sentence: Receiving constructive feedback helps students improve their writing.</w:t>
+      </w:r>
+    </w:p>
+    <w:p>
+      <w:pPr>
+        <w:pStyle w:val="Heading2"/>
+      </w:pPr>
+      <w:r>
+        <w:t>4. People who stay calm ____________________________ usually make better decisions.</w:t>
+      </w:r>
+    </w:p>
+    <w:p>
+      <w:pPr>
+        <w:keepNext/>
+      </w:pPr>
+      <w:r>
+        <w:t>Suggested answer: under pressure</w:t>
+      </w:r>
+    </w:p>
+    <w:p>
+      <w:r>
+        <w:t>Completed sentence: People who stay calm under pressure usually make better decisions.</w:t>
+      </w:r>
+    </w:p>
+    <w:p>
+      <w:pPr>
+        <w:pStyle w:val="Heading2"/>
+      </w:pPr>
+      <w:r>
+        <w:t>5. Learning another language allows you to ____________________________ from different backgrounds.</w:t>
+      </w:r>
+    </w:p>
+    <w:p>
+      <w:pPr>
+        <w:keepNext/>
+      </w:pPr>
+      <w:r>
+        <w:t>Suggested answer: interact with others</w:t>
+      </w:r>
+    </w:p>
+    <w:p>
+      <w:r>
+        <w:t>Completed sentence: Learning another language allows you to interact with others from different backgrounds.</w:t>
+      </w:r>
+    </w:p>
+    <w:p>
+      <w:pPr>
+        <w:pStyle w:val="Heading2"/>
+      </w:pPr>
+      <w:r>
+        <w:t>Unit 4 — vocabulary</w:t>
+      </w:r>
+    </w:p>
+    <w:p>
+      <w:pPr>
+        <w:pStyle w:val="Heading2"/>
+      </w:pPr>
+      <w:r>
+        <w:t>1. Many people work two jobs simply to ________________________.</w:t>
+      </w:r>
+    </w:p>
+    <w:p>
+      <w:pPr>
+        <w:keepNext/>
+      </w:pPr>
+      <w:r>
+        <w:t>Suggested answer: make ends meet</w:t>
+      </w:r>
+    </w:p>
+    <w:p>
+      <w:r>
+        <w:t>Completed sentence: Many people work two jobs simply to make ends meet.</w:t>
+      </w:r>
+    </w:p>
+    <w:p>
+      <w:pPr>
+        <w:pStyle w:val="Heading2"/>
+      </w:pPr>
+      <w:r>
+        <w:t>2. Spending time with family improves my ________________________.</w:t>
+      </w:r>
+    </w:p>
+    <w:p>
+      <w:pPr>
+        <w:keepNext/>
+      </w:pPr>
+      <w:r>
+        <w:t>Suggested answer: quality of life</w:t>
+      </w:r>
+    </w:p>
+    <w:p>
+      <w:pPr>
+        <w:keepNext/>
+      </w:pPr>
+      <w:r>
+        <w:t>Completed sentence: Spending time with family improves my quality of life.</w:t>
+      </w:r>
+    </w:p>
+    <w:p>
+      <w:r>
+        <w:t>Other acceptable completions: life satisfaction.</w:t>
+      </w:r>
+    </w:p>
+    <w:p>
+      <w:pPr>
+        <w:pStyle w:val="Heading2"/>
+      </w:pPr>
+      <w:r>
+        <w:t>3. Buying a new phone cannot replace ________________________ shared with friends.</w:t>
+      </w:r>
+    </w:p>
+    <w:p>
+      <w:pPr>
+        <w:keepNext/>
+      </w:pPr>
+      <w:r>
+        <w:t>Suggested answer: meaningful experiences</w:t>
+      </w:r>
+    </w:p>
+    <w:p>
+      <w:r>
+        <w:t>Completed sentence: Buying a new phone cannot replace meaningful experiences shared with friends.</w:t>
+      </w:r>
+    </w:p>
+    <w:p>
+      <w:pPr>
+        <w:pStyle w:val="Heading2"/>
+      </w:pPr>
+      <w:r>
+        <w:t>4. Success should never ________________________ your health.</w:t>
+      </w:r>
+    </w:p>
+    <w:p>
+      <w:pPr>
+        <w:keepNext/>
+      </w:pPr>
+      <w:r>
+        <w:t>Suggested answer: come at the expense of</w:t>
+      </w:r>
+    </w:p>
+    <w:p>
+      <w:r>
+        <w:t>Completed sentence: Success should never come at the expense of your health.</w:t>
+      </w:r>
+    </w:p>
+    <w:p>
+      <w:pPr>
+        <w:pStyle w:val="Heading2"/>
+      </w:pPr>
+      <w:r>
+        <w:t>5. To live a happy life, people should ________________________ work and personal life.</w:t>
+      </w:r>
+    </w:p>
+    <w:p>
+      <w:pPr>
+        <w:keepNext/>
+      </w:pPr>
+      <w:r>
+        <w:t>Suggested answer: strike a balance between</w:t>
+      </w:r>
+    </w:p>
+    <w:p>
+      <w:r>
+        <w:t>Completed sentence: To live a happy life, people should strike a balance between work and personal life.</w:t>
+      </w:r>
+    </w:p>
+    <w:p>
+      <w:pPr>
+        <w:pStyle w:val="Heading2"/>
+      </w:pPr>
+      <w:r>
+        <w:t>Unit 5 — vocabulary</w:t>
+      </w:r>
+    </w:p>
+    <w:p>
+      <w:pPr>
+        <w:pStyle w:val="Heading2"/>
+      </w:pPr>
+      <w:r>
+        <w:t>1. Hospitals often use __________________________ to help analyze medical images.</w:t>
+      </w:r>
+    </w:p>
+    <w:p>
+      <w:pPr>
+        <w:keepNext/>
+      </w:pPr>
+      <w:r>
+        <w:t>Suggested answer: AI-powered tools</w:t>
+      </w:r>
+    </w:p>
+    <w:p>
+      <w:pPr>
+        <w:keepNext/>
+      </w:pPr>
+      <w:r>
+        <w:t>Completed sentence: Hospitals often use AI-powered tools to help analyze medical images.</w:t>
+      </w:r>
+    </w:p>
+    <w:p>
+      <w:r>
+        <w:t>Other acceptable completions: an AI-powered tool.</w:t>
+      </w:r>
+    </w:p>
+    <w:p>
+      <w:pPr>
+        <w:pStyle w:val="Heading2"/>
+      </w:pPr>
+      <w:r>
+        <w:t>2. AI can __________________________ much faster than people.</w:t>
+      </w:r>
+    </w:p>
+    <w:p>
+      <w:pPr>
+        <w:keepNext/>
+      </w:pPr>
+      <w:r>
+        <w:t>Suggested answer: process enormous amounts of information</w:t>
+      </w:r>
+    </w:p>
+    <w:p>
+      <w:pPr>
+        <w:keepNext/>
+      </w:pPr>
+      <w:r>
+        <w:t>Completed sentence: AI can process enormous amounts of information much faster than people.</w:t>
+      </w:r>
+    </w:p>
+    <w:p>
+      <w:r>
+        <w:t>Other acceptable completions: recognize patterns.</w:t>
+      </w:r>
+    </w:p>
+    <w:p>
+      <w:pPr>
+        <w:pStyle w:val="Heading2"/>
+      </w:pPr>
+      <w:r>
+        <w:t>3. Teachers want students to develop __________________________ instead of copying answers.</w:t>
+      </w:r>
+    </w:p>
+    <w:p>
+      <w:pPr>
+        <w:keepNext/>
+      </w:pPr>
+      <w:r>
+        <w:t>Suggested answer: independent thinking</w:t>
+      </w:r>
+    </w:p>
+    <w:p>
+      <w:r>
+        <w:t>Completed sentence: Teachers want students to develop independent thinking instead of copying answers.</w:t>
+      </w:r>
+    </w:p>
+    <w:p>
+      <w:pPr>
+        <w:pStyle w:val="Heading2"/>
+      </w:pPr>
+      <w:r>
+        <w:t>4. Many experts __________________________ data privacy.</w:t>
+      </w:r>
+    </w:p>
+    <w:p>
+      <w:pPr>
+        <w:keepNext/>
+      </w:pPr>
+      <w:r>
+        <w:t>Suggested answer: raise concerns about</w:t>
+      </w:r>
+    </w:p>
+    <w:p>
+      <w:r>
+        <w:t>Completed sentence: Many experts raise concerns about data privacy.</w:t>
+      </w:r>
+    </w:p>
+    <w:p>
+      <w:pPr>
+        <w:pStyle w:val="Heading2"/>
+      </w:pPr>
+      <w:r>
+        <w:t>5. In the future, people may __________________________ AI instead of competing against it.</w:t>
+      </w:r>
+    </w:p>
+    <w:p>
+      <w:pPr>
+        <w:keepNext/>
+      </w:pPr>
+      <w:r>
+        <w:t>Suggested answer: work alongside</w:t>
+      </w:r>
+    </w:p>
+    <w:p>
+      <w:r>
+        <w:t>Completed sentence: In the future, people may work alongside AI instead of competing against it.</w:t>
+      </w:r>
+    </w:p>
+    <w:p>
+      <w:pPr>
+        <w:pStyle w:val="Heading2"/>
+      </w:pPr>
+      <w:r>
+        <w:t>Unit 6 — vocabulary</w:t>
+      </w:r>
+    </w:p>
+    <w:p>
+      <w:pPr>
+        <w:pStyle w:val="Heading2"/>
+      </w:pPr>
+      <w:r>
+        <w:t>1. Healthy couples should be able to __________ without attacking each other.</w:t>
+      </w:r>
+    </w:p>
+    <w:p>
+      <w:pPr>
+        <w:keepNext/>
+      </w:pPr>
+      <w:r>
+        <w:t>Suggested answer: express concerns</w:t>
+      </w:r>
+    </w:p>
+    <w:p>
+      <w:pPr>
+        <w:keepNext/>
+      </w:pPr>
+      <w:r>
+        <w:t>Completed sentence: Healthy couples should be able to express concerns without attacking each other.</w:t>
+      </w:r>
+    </w:p>
+    <w:p>
+      <w:r>
+        <w:t>Other acceptable completions: navigate conflict.</w:t>
+      </w:r>
+    </w:p>
+    <w:p>
+      <w:pPr>
+        <w:pStyle w:val="Heading2"/>
+      </w:pPr>
+      <w:r>
+        <w:t>2. Financial problems can make it difficult to __________.</w:t>
+      </w:r>
+    </w:p>
+    <w:p>
+      <w:pPr>
+        <w:keepNext/>
+      </w:pPr>
+      <w:r>
+        <w:t>Suggested answer: manage responsibilities</w:t>
+      </w:r>
+    </w:p>
+    <w:p>
+      <w:pPr>
+        <w:keepNext/>
+      </w:pPr>
+      <w:r>
+        <w:t>Completed sentence: Financial problems can make it difficult to manage responsibilities.</w:t>
+      </w:r>
+    </w:p>
+    <w:p>
+      <w:r>
+        <w:t>Other acceptable completions: meet someone’s needs.</w:t>
+      </w:r>
+    </w:p>
+    <w:p>
+      <w:pPr>
+        <w:pStyle w:val="Heading2"/>
+      </w:pPr>
+      <w:r>
+        <w:t>3. People sometimes enter relationships with __________ about their partners.</w:t>
+      </w:r>
+    </w:p>
+    <w:p>
+      <w:pPr>
+        <w:keepNext/>
+      </w:pPr>
+      <w:r>
+        <w:t>Suggested answer: unrealistic expectations</w:t>
+      </w:r>
+    </w:p>
+    <w:p>
+      <w:r>
+        <w:t>Completed sentence: People sometimes enter relationships with unrealistic expectations about their partners.</w:t>
+      </w:r>
+    </w:p>
+    <w:p>
+      <w:pPr>
+        <w:pStyle w:val="Heading2"/>
+      </w:pPr>
+      <w:r>
+        <w:t>4. Honesty and consistency are important when you want to __________.</w:t>
+      </w:r>
+    </w:p>
+    <w:p>
+      <w:pPr>
+        <w:keepNext/>
+      </w:pPr>
+      <w:r>
+        <w:t>Suggested answer: build trust</w:t>
+      </w:r>
+    </w:p>
+    <w:p>
+      <w:r>
+        <w:t>Completed sentence: Honesty and consistency are important when you want to build trust.</w:t>
+      </w:r>
+    </w:p>
+    <w:p>
+      <w:pPr>
+        <w:pStyle w:val="Heading2"/>
+      </w:pPr>
+      <w:r>
+        <w:t>5. Marriage requires __________ from both partners.</w:t>
+      </w:r>
+    </w:p>
+    <w:p>
+      <w:pPr>
+        <w:keepNext/>
+      </w:pPr>
+      <w:r>
+        <w:t>Suggested answer: ongoing effort</w:t>
+      </w:r>
+    </w:p>
+    <w:p>
+      <w:r>
+        <w:t>Completed sentence: Marriage requires ongoing effort from both partners.</w:t>
+      </w:r>
+    </w:p>
+    <w:p>
+      <w:pPr>
+        <w:pStyle w:val="Heading2"/>
+      </w:pPr>
+      <w:r>
+        <w:t>6. Support from a partner or friend can __________ a difficult period.</w:t>
+      </w:r>
+    </w:p>
+    <w:p>
+      <w:pPr>
+        <w:keepNext/>
+      </w:pPr>
+      <w:r>
+        <w:t>Suggested answer: carry you through</w:t>
+      </w:r>
+    </w:p>
+    <w:p>
+      <w:pPr>
+        <w:keepNext/>
+      </w:pPr>
+      <w:r>
+        <w:t>Completed sentence: Support from a partner or friend can carry you through a difficult period.</w:t>
+      </w:r>
+    </w:p>
+    <w:p>
+      <w:r>
+        <w:t>Other acceptable completions: carry someone through; carry us through; carry them through.</w:t>
+      </w:r>
+    </w:p>
+    <w:p>
+      <w:pPr>
+        <w:pStyle w:val="Heading2"/>
+      </w:pPr>
+      <w:r>
+        <w:t>Unit 7 — vocabulary</w:t>
+      </w:r>
+    </w:p>
+    <w:p>
+      <w:pPr>
+        <w:pStyle w:val="Heading2"/>
+      </w:pPr>
+      <w:r>
+        <w:t>1. The internet allows people to communicate __________ almost instantly.</w:t>
+      </w:r>
+    </w:p>
+    <w:p>
+      <w:pPr>
+        <w:keepNext/>
+      </w:pPr>
+      <w:r>
+        <w:t>Suggested answer: across borders</w:t>
+      </w:r>
+    </w:p>
+    <w:p>
+      <w:r>
+        <w:t>Completed sentence: The internet allows people to communicate across borders almost instantly.</w:t>
+      </w:r>
+    </w:p>
+    <w:p>
+      <w:pPr>
+        <w:pStyle w:val="Heading2"/>
+      </w:pPr>
+      <w:r>
+        <w:t>2. Universities can __________ with researchers from other countries.</w:t>
+      </w:r>
+    </w:p>
+    <w:p>
+      <w:pPr>
+        <w:keepNext/>
+      </w:pPr>
+      <w:r>
+        <w:t>Suggested answer: collaborate across borders</w:t>
+      </w:r>
+    </w:p>
+    <w:p>
+      <w:r>
+        <w:t>Completed sentence: Universities can collaborate across borders with researchers from other countries.</w:t>
+      </w:r>
+    </w:p>
+    <w:p>
+      <w:pPr>
+        <w:pStyle w:val="Heading2"/>
+      </w:pPr>
+      <w:r>
+        <w:t>3. __________ has become an important part of the modern global economy.</w:t>
+      </w:r>
+    </w:p>
+    <w:p>
+      <w:pPr>
+        <w:keepNext/>
+      </w:pPr>
+      <w:r>
+        <w:t>Suggested answer: International trade</w:t>
+      </w:r>
+    </w:p>
+    <w:p>
+      <w:r>
+        <w:t>Completed sentence: International trade has become an important part of the modern global economy.</w:t>
+      </w:r>
+    </w:p>
+    <w:p>
+      <w:pPr>
+        <w:pStyle w:val="Heading2"/>
+      </w:pPr>
+      <w:r>
+        <w:t>4. Social media helps small businesses __________ that they could not access before.</w:t>
+      </w:r>
+    </w:p>
+    <w:p>
+      <w:pPr>
+        <w:keepNext/>
+      </w:pPr>
+      <w:r>
+        <w:t>Suggested answer: reach a market</w:t>
+      </w:r>
+    </w:p>
+    <w:p>
+      <w:r>
+        <w:t>Completed sentence: Social media helps small businesses reach a market that they could not access before.</w:t>
+      </w:r>
+    </w:p>
+    <w:p>
+      <w:pPr>
+        <w:pStyle w:val="Heading2"/>
+      </w:pPr>
+      <w:r>
+        <w:t>5. Studying abroad can create __________ for young people.</w:t>
+      </w:r>
+    </w:p>
+    <w:p>
+      <w:pPr>
+        <w:keepNext/>
+      </w:pPr>
+      <w:r>
+        <w:t>Suggested answer: enormous opportunities</w:t>
+      </w:r>
+    </w:p>
+    <w:p>
+      <w:r>
+        <w:t>Completed sentence: Studying abroad can create enormous opportunities for young people.</w:t>
       </w:r>
     </w:p>
     <w:sectPr>

--- a/Master-Speaking-Teacher-Implementation-Pack.docx
+++ b/Master-Speaking-Teacher-Implementation-Pack.docx
@@ -908,7 +908,7 @@
     </w:p>
     <w:p>
       <w:r>
-        <w:t>Delivery: read the following 122-word script twice using Section 1. Do not give students the script or key before the first listening unless an access arrangement requires it.</w:t>
+        <w:t>Delivery: read the following 226-word script twice using Section 1. Do not give students the script or key before the first listening unless an access arrangement requires it.</w:t>
       </w:r>
     </w:p>
     <w:p>
@@ -926,6 +926,11 @@
     </w:p>
     <w:p>
       <w:r>
+        <w:t>Afterward, one member said that asking so many questions had slowed everything down. I understood her point: nobody wanted a long exchange about a simple meeting. But the original message had left two different gaps. The room number needed a precise answer; the books needed someone to accept a responsibility. Simply agreeing that the plan sounded fine would not have settled either problem. Next time, I would ask the organizer to put the place, time, and responsibilities in one message. I would also check that everyone had seen the correction. A clear message is useful only if it reaches the people who need it.</w:t>
+      </w:r>
+    </w:p>
+    <w:p>
+      <w:r>
         <w:t>Gist — suggested answer: A club member clarifies an unclear plan and helps the meeting run smoothly.</w:t>
       </w:r>
     </w:p>
@@ -1013,6 +1018,44 @@
       </w:r>
     </w:p>
     <w:p>
+      <w:pPr>
+        <w:pStyle w:val="Heading2"/>
+      </w:pPr>
+      <w:r>
+        <w:t>Interpretation — suggested reasoning, not a required opinion</w:t>
+      </w:r>
+    </w:p>
+    <w:p>
+      <w:r>
+        <w:t>Why might the member’s complaint be reasonable, even though clarification helped?</w:t>
+      </w:r>
+    </w:p>
+    <w:p>
+      <w:r>
+        <w:t>Suggested reasoning: Repeated questions can take time; the listener should explain which gaps actually need checking.</w:t>
+      </w:r>
+    </w:p>
+    <w:p>
+      <w:r>
+        <w:t>Supporting detail: “nobody wanted a long exchange about a simple meeting”</w:t>
+      </w:r>
+    </w:p>
+    <w:p>
+      <w:r>
+        <w:t>What is the difference between clarifying information and agreeing on an action in this account?</w:t>
+      </w:r>
+    </w:p>
+    <w:p>
+      <w:r>
+        <w:t>Suggested reasoning: Clarifying establishes the room and time; agreeing on action establishes who will bring the books.</w:t>
+      </w:r>
+    </w:p>
+    <w:p>
+      <w:r>
+        <w:t>Supporting detail: “the books needed someone to accept a responsibility”</w:t>
+      </w:r>
+    </w:p>
+    <w:p>
       <w:r>
         <w:t>Transfer: use the matching Your turn activity in the Student Practice Pack. Assess the new exchange, not whether a learner reproduces the script’s wording or opinion.</w:t>
       </w:r>
@@ -1042,7 +1085,7 @@
     </w:p>
     <w:p>
       <w:r>
-        <w:t>Delivery: read the following 133-word script twice using Section 1. Do not give students the script or key before the first listening unless an access arrangement requires it.</w:t>
+        <w:t>Delivery: read the following 248-word script twice using Section 1. Do not give students the script or key before the first listening unless an access arrangement requires it.</w:t>
       </w:r>
     </w:p>
     <w:p>
@@ -1060,6 +1103,11 @@
     </w:p>
     <w:p>
       <w:r>
+        <w:t>At our review, my friend asked whether I had lowered my ambition. I said the ambition was still to join a discussion, not to finish a word list. We compared two attempts on the same topic. In the first, I used more new words but could not explain my reason. In the second, I used simpler language and answered a follow-up question. That was useful evidence, although it did not prove that every part of my English had improved. For the next fortnight, I kept the short routine and added one conversation with a willing partner. If that was difficult to arrange, I would practise explaining the same idea from a different point of view.</w:t>
+      </w:r>
+    </w:p>
+    <w:p>
+      <w:r>
         <w:t>Gist — suggested answer: A learner replaces an ambitious word target with a smaller plan connected to speaking.</w:t>
       </w:r>
     </w:p>
@@ -1147,6 +1195,44 @@
       </w:r>
     </w:p>
     <w:p>
+      <w:pPr>
+        <w:pStyle w:val="Heading2"/>
+      </w:pPr>
+      <w:r>
+        <w:t>Interpretation — suggested reasoning, not a required opinion</w:t>
+      </w:r>
+    </w:p>
+    <w:p>
+      <w:r>
+        <w:t>Why does the speaker reject word count as the only measure of progress?</w:t>
+      </w:r>
+    </w:p>
+    <w:p>
+      <w:r>
+        <w:t>Suggested reasoning: The aim is to participate in discussion; explaining a reason and answering a question show something a word total does not.</w:t>
+      </w:r>
+    </w:p>
+    <w:p>
+      <w:r>
+        <w:t>Supporting detail: “the ambition was still to join a discussion, not to finish a word list”</w:t>
+      </w:r>
+    </w:p>
+    <w:p>
+      <w:r>
+        <w:t>What can the two attempts show, and what can they not establish?</w:t>
+      </w:r>
+    </w:p>
+    <w:p>
+      <w:r>
+        <w:t>Suggested reasoning: They illustrate a difference on one task, not improvement in every aspect of English.</w:t>
+      </w:r>
+    </w:p>
+    <w:p>
+      <w:r>
+        <w:t>Supporting detail: “it did not prove that every part of my English had improved”</w:t>
+      </w:r>
+    </w:p>
+    <w:p>
       <w:r>
         <w:t>Transfer: use the matching Your turn activity in the Student Practice Pack. Assess the new exchange, not whether a learner reproduces the script’s wording or opinion.</w:t>
       </w:r>
@@ -1176,7 +1262,7 @@
     </w:p>
     <w:p>
       <w:r>
-        <w:t>Delivery: read the following 120-word script twice using Section 1. Do not give students the script or key before the first listening unless an access arrangement requires it.</w:t>
+        <w:t>Delivery: read the following 227-word script twice using Section 1. Do not give students the script or key before the first listening unless an access arrangement requires it.</w:t>
       </w:r>
     </w:p>
     <w:p>
@@ -1194,6 +1280,11 @@
     </w:p>
     <w:p>
       <w:r>
+        <w:t>The change did not solve every disagreement. Later, I wanted a dramatic opening, while Kareem preferred a quiet explanation. This time, I could feel myself becoming impatient. I asked for a minute to write down what each opening would help the audience understand. We then tried both versions with another group. Their questions helped us choose, although Kareem and I still preferred different styles. I had first treated his silence as evidence of his attitude. It was really a reason to ask a question. Listening to him did not mean agreeing with every suggestion; it meant giving his ideas a fair hearing before we made a decision.</w:t>
+      </w:r>
+    </w:p>
+    <w:p>
+      <w:r>
         <w:t>Gist — suggested answer: A question reveals why a quiet group member has not been speaking.</w:t>
       </w:r>
     </w:p>
@@ -1281,6 +1372,44 @@
       </w:r>
     </w:p>
     <w:p>
+      <w:pPr>
+        <w:pStyle w:val="Heading2"/>
+      </w:pPr>
+      <w:r>
+        <w:t>Interpretation — suggested reasoning, not a required opinion</w:t>
+      </w:r>
+    </w:p>
+    <w:p>
+      <w:r>
+        <w:t>What was the weakness in the narrator’s first judgment about Kareem?</w:t>
+      </w:r>
+    </w:p>
+    <w:p>
+      <w:r>
+        <w:t>Suggested reasoning: The narrator inferred an attitude from silence without checking the reason.</w:t>
+      </w:r>
+    </w:p>
+    <w:p>
+      <w:r>
+        <w:t>Supporting detail: “I had first treated his silence as evidence of his attitude”</w:t>
+      </w:r>
+    </w:p>
+    <w:p>
+      <w:r>
+        <w:t>How does the later disagreement distinguish understanding from agreement?</w:t>
+      </w:r>
+    </w:p>
+    <w:p>
+      <w:r>
+        <w:t>Suggested reasoning: They listen and test both openings, but do not have to share the same preference.</w:t>
+      </w:r>
+    </w:p>
+    <w:p>
+      <w:r>
+        <w:t>Supporting detail: “Kareem and I still preferred different styles”</w:t>
+      </w:r>
+    </w:p>
+    <w:p>
       <w:r>
         <w:t>Transfer: use the matching Your turn activity in the Student Practice Pack. Assess the new exchange, not whether a learner reproduces the script’s wording or opinion.</w:t>
       </w:r>
@@ -1310,7 +1439,7 @@
     </w:p>
     <w:p>
       <w:r>
-        <w:t>Delivery: read the following 127-word script twice using Section 1. Do not give students the script or key before the first listening unless an access arrangement requires it.</w:t>
+        <w:t>Delivery: read the following 236-word script twice using Section 1. Do not give students the script or key before the first listening unless an access arrangement requires it.</w:t>
       </w:r>
     </w:p>
     <w:p>
@@ -1328,6 +1457,11 @@
     </w:p>
     <w:p>
       <w:r>
+        <w:t>At our next meeting, someone asked whether the larger group had simply outvoted the newcomers. That question changed our discussion. Saving credits was easy to count; feeling welcome was not. We asked two new members to help plan the conversation instead of assuming that a free event would meet their needs. We also agreed to ask whether the room had become easier to use after the changes. The decision was not proof that books create more happiness than celebrations. It was a choice about this group, this room, and a limited budget. Another group might reasonably choose differently, especially if its members already had a comfortable place to read.</w:t>
+      </w:r>
+    </w:p>
+    <w:p>
+      <w:r>
         <w:t>Gist — suggested answer: Club members explain different priorities and agree on a budget compromise.</w:t>
       </w:r>
     </w:p>
@@ -1415,6 +1549,44 @@
       </w:r>
     </w:p>
     <w:p>
+      <w:pPr>
+        <w:pStyle w:val="Heading2"/>
+      </w:pPr>
+      <w:r>
+        <w:t>Interpretation — suggested reasoning, not a required opinion</w:t>
+      </w:r>
+    </w:p>
+    <w:p>
+      <w:r>
+        <w:t>Why is the final choice not evidence that one kind of spending always brings more happiness?</w:t>
+      </w:r>
+    </w:p>
+    <w:p>
+      <w:r>
+        <w:t>Suggested reasoning: It responds to one group’s needs and budget; another group could have different priorities.</w:t>
+      </w:r>
+    </w:p>
+    <w:p>
+      <w:r>
+        <w:t>Supporting detail: “It was a choice about this group, this room, and a limited budget”</w:t>
+      </w:r>
+    </w:p>
+    <w:p>
+      <w:r>
+        <w:t>What concern does inviting new members to help plan the conversation address?</w:t>
+      </w:r>
+    </w:p>
+    <w:p>
+      <w:r>
+        <w:t>Suggested reasoning: It gives newcomers a role instead of assuming that the majority knows what would welcome them.</w:t>
+      </w:r>
+    </w:p>
+    <w:p>
+      <w:r>
+        <w:t>Supporting detail: “instead of assuming that a free event would meet their needs”</w:t>
+      </w:r>
+    </w:p>
+    <w:p>
       <w:r>
         <w:t>Transfer: use the matching Your turn activity in the Student Practice Pack. Assess the new exchange, not whether a learner reproduces the script’s wording or opinion.</w:t>
       </w:r>
@@ -1444,7 +1616,7 @@
     </w:p>
     <w:p>
       <w:r>
-        <w:t>Delivery: read the following 124-word script twice using Section 1. Do not give students the script or key before the first listening unless an access arrangement requires it.</w:t>
+        <w:t>Delivery: read the following 239-word script twice using Section 1. Do not give students the script or key before the first listening unless an access arrangement requires it.</w:t>
       </w:r>
     </w:p>
     <w:p>
@@ -1462,6 +1634,11 @@
     </w:p>
     <w:p>
       <w:r>
+        <w:t>A classmate asked why I had used the tool at all if I needed to check its work. I showed her my rough notes and the clearer order in the draft. That help was real, but it was different from knowing when our meeting would happen. The confident tone had made the invented details easy to overlook. We agreed on a simple rule for our next announcement: keep a record of the facts we supply, mark anything the tool adds, and check those additions before sharing. If we could not verify a detail, we would leave it out or say that it was unconfirmed. A polished paragraph should make our responsibility clearer, not hide it.</w:t>
+      </w:r>
+    </w:p>
+    <w:p>
+      <w:r>
         <w:t>Gist — suggested answer: A learner keeps useful drafting help but verifies invented details before sharing a message.</w:t>
       </w:r>
     </w:p>
@@ -1549,6 +1726,44 @@
       </w:r>
     </w:p>
     <w:p>
+      <w:pPr>
+        <w:pStyle w:val="Heading2"/>
+      </w:pPr>
+      <w:r>
+        <w:t>Interpretation — suggested reasoning, not a required opinion</w:t>
+      </w:r>
+    </w:p>
+    <w:p>
+      <w:r>
+        <w:t>What useful contribution did the tool make, and what did that contribution not establish?</w:t>
+      </w:r>
+    </w:p>
+    <w:p>
+      <w:r>
+        <w:t>Suggested reasoning: It improved the order of information; that did not make its added meeting details reliable.</w:t>
+      </w:r>
+    </w:p>
+    <w:p>
+      <w:r>
+        <w:t>Supporting detail: “That help was real, but it was different from knowing when our meeting would happen”</w:t>
+      </w:r>
+    </w:p>
+    <w:p>
+      <w:r>
+        <w:t>Why might an apparently polished answer require particular care?</w:t>
+      </w:r>
+    </w:p>
+    <w:p>
+      <w:r>
+        <w:t>Suggested reasoning: A confident presentation can conceal invented or unchecked details.</w:t>
+      </w:r>
+    </w:p>
+    <w:p>
+      <w:r>
+        <w:t>Supporting detail: “The confident tone had made the invented details easy to overlook”</w:t>
+      </w:r>
+    </w:p>
+    <w:p>
       <w:r>
         <w:t>Transfer: use the matching Your turn activity in the Student Practice Pack. Assess the new exchange, not whether a learner reproduces the script’s wording or opinion.</w:t>
       </w:r>
@@ -1578,7 +1793,7 @@
     </w:p>
     <w:p>
       <w:r>
-        <w:t>Delivery: read the following 125-word script twice using Section 1. Do not give students the script or key before the first listening unless an access arrangement requires it.</w:t>
+        <w:t>Delivery: read the following 235-word script twice using Section 1. Do not give students the script or key before the first listening unless an access arrangement requires it.</w:t>
       </w:r>
     </w:p>
     <w:p>
@@ -1596,6 +1811,11 @@
     </w:p>
     <w:p>
       <w:r>
+        <w:t>Mariam later said that accepting a monthly meeting had felt like caring less about the project. Salim had understood the same agreement differently: he thought it made a promise he could actually keep. Neither meaning had been obvious during their first conversation. They agreed to review the arrangement after three meetings and to explain early if a responsibility became difficult. They also left room to disagree about the project without treating every disagreement as a judgment about their friendship. The schedule was a practical result, but the more important change was how they reached it. They stopped asking who cared more and started asking what each person could reliably contribute.</w:t>
+      </w:r>
+    </w:p>
+    <w:p>
+      <w:r>
         <w:t>Gist — suggested answer: Two friends discover an unstated difference in expectations and agree on a trial plan.</w:t>
       </w:r>
     </w:p>
@@ -1683,6 +1903,44 @@
       </w:r>
     </w:p>
     <w:p>
+      <w:pPr>
+        <w:pStyle w:val="Heading2"/>
+      </w:pPr>
+      <w:r>
+        <w:t>Interpretation — suggested reasoning, not a required opinion</w:t>
+      </w:r>
+    </w:p>
+    <w:p>
+      <w:r>
+        <w:t>Why did the same monthly schedule initially have different meanings for the two friends?</w:t>
+      </w:r>
+    </w:p>
+    <w:p>
+      <w:r>
+        <w:t>Suggested reasoning: Mariam associated frequency with commitment; Salim associated a realistic promise with commitment.</w:t>
+      </w:r>
+    </w:p>
+    <w:p>
+      <w:r>
+        <w:t>Supporting detail: “he thought it made a promise he could actually keep”</w:t>
+      </w:r>
+    </w:p>
+    <w:p>
+      <w:r>
+        <w:t>What change in their conversation helped them move beyond blame?</w:t>
+      </w:r>
+    </w:p>
+    <w:p>
+      <w:r>
+        <w:t>Suggested reasoning: They discussed reliable contributions rather than trying to decide who cared more.</w:t>
+      </w:r>
+    </w:p>
+    <w:p>
+      <w:r>
+        <w:t>Supporting detail: “They stopped asking who cared more and started asking what each person could reliably contribute”</w:t>
+      </w:r>
+    </w:p>
+    <w:p>
       <w:r>
         <w:t>Transfer: use the matching Your turn activity in the Student Practice Pack. Assess the new exchange, not whether a learner reproduces the script’s wording or opinion.</w:t>
       </w:r>
@@ -1712,7 +1970,7 @@
     </w:p>
     <w:p>
       <w:r>
-        <w:t>Delivery: read the following 123-word script twice using Section 1. Do not give students the script or key before the first listening unless an access arrangement requires it.</w:t>
+        <w:t>Delivery: read the following 249-word script twice using Section 1. Do not give students the script or key before the first listening unless an access arrangement requires it.</w:t>
       </w:r>
     </w:p>
     <w:p>
@@ -1730,6 +1988,11 @@
     </w:p>
     <w:p>
       <w:r>
+        <w:t>One organizer wanted to announce success as soon as the first orders arrived. Another asked whose costs would appear in that announcement. A volunteer might spend an hour preparing a listing, while a seller might wait all afternoon for a collection. They decided that the review should include those experiences, not just sales. They would also ask whether the trial had brought in new customers or merely moved existing orders online. The smaller trial postponed the possibility of wider trade, but it made a mistake less expensive to correct. At the review, sellers would be able to recommend changing the plan, continuing it, or stopping. An invitation to participate would not count as a voice in the decision unless their views could affect what happened next.</w:t>
+      </w:r>
+    </w:p>
+    <w:p>
+      <w:r>
         <w:t>Gist — suggested answer: A community plans a limited market trial and decides what evidence to collect before expanding.</w:t>
       </w:r>
     </w:p>
@@ -1817,6 +2080,44 @@
       </w:r>
     </w:p>
     <w:p>
+      <w:pPr>
+        <w:pStyle w:val="Heading2"/>
+      </w:pPr>
+      <w:r>
+        <w:t>Interpretation — suggested reasoning, not a required opinion</w:t>
+      </w:r>
+    </w:p>
+    <w:p>
+      <w:r>
+        <w:t>Why would counting orders alone give an incomplete picture of the trial?</w:t>
+      </w:r>
+    </w:p>
+    <w:p>
+      <w:r>
+        <w:t>Suggested reasoning: It would overlook unpaid time, collection difficulties and whether orders were genuinely new.</w:t>
+      </w:r>
+    </w:p>
+    <w:p>
+      <w:r>
+        <w:t>Supporting detail: “the review should include those experiences, not just sales”</w:t>
+      </w:r>
+    </w:p>
+    <w:p>
+      <w:r>
+        <w:t>What would make consultation meaningful rather than merely symbolic?</w:t>
+      </w:r>
+    </w:p>
+    <w:p>
+      <w:r>
+        <w:t>Suggested reasoning: Sellers’ views must be able to change whether and how the market continues.</w:t>
+      </w:r>
+    </w:p>
+    <w:p>
+      <w:r>
+        <w:t>Supporting detail: “their views could affect what happened next”</w:t>
+      </w:r>
+    </w:p>
+    <w:p>
       <w:r>
         <w:t>Transfer: use the matching Your turn activity in the Student Practice Pack. Assess the new exchange, not whether a learner reproduces the script’s wording or opinion.</w:t>
       </w:r>
@@ -1846,7 +2147,7 @@
     </w:p>
     <w:p>
       <w:r>
-        <w:t>Delivery: read the following 128-word script twice using Section 1. Do not give students the script or key before the first listening unless an access arrangement requires it.</w:t>
+        <w:t>Delivery: read the following 243-word script twice using Section 1. Do not give students the script or key before the first listening unless an access arrangement requires it.</w:t>
       </w:r>
     </w:p>
     <w:p>
@@ -1864,6 +2165,11 @@
     </w:p>
     <w:p>
       <w:r>
+        <w:t>Later, a member worried that explaining every expression would make our conversation dull. Another pointed out that she had understood every individual word but had still imagined the wrong activity. We did not decide to remove all idioms or make everyone sound alike. We decided to explain expressions when the practical meaning mattered, and to make it easy to ask without embarrassment. At the welcome event, partners could introduce a useful phrase from another language as well as explain something about themselves. English helped people take part in one conversation; it did not tell us how much they knew in other languages. A successful exchange would leave room for more than one way of speaking.</w:t>
+      </w:r>
+    </w:p>
+    <w:p>
+      <w:r>
         <w:t>Gist — suggested answer: A group makes an idiom and event instructions clear for a multilingual audience.</w:t>
       </w:r>
     </w:p>
@@ -1948,6 +2254,44 @@
     <w:p>
       <w:r>
         <w:t>Evidence: “asked two volunteers to explain the first activity in their own words”</w:t>
+      </w:r>
+    </w:p>
+    <w:p>
+      <w:pPr>
+        <w:pStyle w:val="Heading2"/>
+      </w:pPr>
+      <w:r>
+        <w:t>Interpretation — suggested reasoning, not a required opinion</w:t>
+      </w:r>
+    </w:p>
+    <w:p>
+      <w:r>
+        <w:t>Why was knowing the individual words insufficient in the misunderstanding?</w:t>
+      </w:r>
+    </w:p>
+    <w:p>
+      <w:r>
+        <w:t>Suggested reasoning: The phrase had an idiomatic meaning different from the literal activity imagined by the listener.</w:t>
+      </w:r>
+    </w:p>
+    <w:p>
+      <w:r>
+        <w:t>Supporting detail: “she had understood every individual word but had still imagined the wrong activity”</w:t>
+      </w:r>
+    </w:p>
+    <w:p>
+      <w:r>
+        <w:t>What distinction does the ending make between shared communication and uniformity?</w:t>
+      </w:r>
+    </w:p>
+    <w:p>
+      <w:r>
+        <w:t>Suggested reasoning: People can clarify practical meanings while retaining different expressions, languages and voices.</w:t>
+      </w:r>
+    </w:p>
+    <w:p>
+      <w:r>
+        <w:t>Supporting detail: “We did not decide to remove all idioms or make everyone sound alike”</w:t>
       </w:r>
     </w:p>
     <w:p>
